--- a/document/diploma.docx
+++ b/document/diploma.docx
@@ -516,7 +516,7 @@
         </w:p>
         <w:p>
           <w:pPr>
-            <w:pStyle w:val="14"/>
+            <w:pStyle w:val="15"/>
             <w:tabs>
               <w:tab w:val="right" w:leader="dot" w:pos="9071"/>
             </w:tabs>
@@ -560,51 +560,6 @@
           </w:r>
           <w:r>
             <w:t>4</w:t>
-          </w:r>
-          <w:r>
-            <w:fldChar w:fldCharType="end"/>
-          </w:r>
-          <w:r>
-            <w:fldChar w:fldCharType="end"/>
-          </w:r>
-        </w:p>
-        <w:p>
-          <w:pPr>
-            <w:pStyle w:val="14"/>
-            <w:tabs>
-              <w:tab w:val="right" w:leader="dot" w:pos="9071"/>
-            </w:tabs>
-          </w:pPr>
-          <w:r>
-            <w:fldChar w:fldCharType="begin"/>
-          </w:r>
-          <w:r>
-            <w:instrText xml:space="preserve"> HYPERLINK \l _Toc17518 </w:instrText>
-          </w:r>
-          <w:r>
-            <w:fldChar w:fldCharType="separate"/>
-          </w:r>
-          <w:r>
-            <w:rPr>
-              <w:rFonts w:hint="default"/>
-              <w:lang w:val="en-US"/>
-            </w:rPr>
-            <w:t>Ⅱ. PROBLEM DOMAIN AND LITERATURE REVIEW</w:t>
-          </w:r>
-          <w:r>
-            <w:tab/>
-          </w:r>
-          <w:r>
-            <w:fldChar w:fldCharType="begin"/>
-          </w:r>
-          <w:r>
-            <w:instrText xml:space="preserve"> PAGEREF _Toc17518 \h </w:instrText>
-          </w:r>
-          <w:r>
-            <w:fldChar w:fldCharType="separate"/>
-          </w:r>
-          <w:r>
-            <w:t>6</w:t>
           </w:r>
           <w:r>
             <w:fldChar w:fldCharType="end"/>
@@ -624,6 +579,51 @@
             <w:fldChar w:fldCharType="begin"/>
           </w:r>
           <w:r>
+            <w:instrText xml:space="preserve"> HYPERLINK \l _Toc17518 </w:instrText>
+          </w:r>
+          <w:r>
+            <w:fldChar w:fldCharType="separate"/>
+          </w:r>
+          <w:r>
+            <w:rPr>
+              <w:rFonts w:hint="default"/>
+              <w:lang w:val="en-US"/>
+            </w:rPr>
+            <w:t>Ⅱ. PROBLEM DOMAIN AND LITERATURE REVIEW</w:t>
+          </w:r>
+          <w:r>
+            <w:tab/>
+          </w:r>
+          <w:r>
+            <w:fldChar w:fldCharType="begin"/>
+          </w:r>
+          <w:r>
+            <w:instrText xml:space="preserve"> PAGEREF _Toc17518 \h </w:instrText>
+          </w:r>
+          <w:r>
+            <w:fldChar w:fldCharType="separate"/>
+          </w:r>
+          <w:r>
+            <w:t>6</w:t>
+          </w:r>
+          <w:r>
+            <w:fldChar w:fldCharType="end"/>
+          </w:r>
+          <w:r>
+            <w:fldChar w:fldCharType="end"/>
+          </w:r>
+        </w:p>
+        <w:p>
+          <w:pPr>
+            <w:pStyle w:val="16"/>
+            <w:tabs>
+              <w:tab w:val="right" w:leader="dot" w:pos="9071"/>
+            </w:tabs>
+          </w:pPr>
+          <w:r>
+            <w:fldChar w:fldCharType="begin"/>
+          </w:r>
+          <w:r>
             <w:instrText xml:space="preserve"> HYPERLINK \l _Toc27778 </w:instrText>
           </w:r>
           <w:r>
@@ -650,6 +650,411 @@
           </w:r>
           <w:r>
             <w:t>6</w:t>
+          </w:r>
+          <w:r>
+            <w:fldChar w:fldCharType="end"/>
+          </w:r>
+          <w:r>
+            <w:fldChar w:fldCharType="end"/>
+          </w:r>
+        </w:p>
+        <w:p>
+          <w:pPr>
+            <w:pStyle w:val="16"/>
+            <w:tabs>
+              <w:tab w:val="right" w:leader="dot" w:pos="9071"/>
+            </w:tabs>
+          </w:pPr>
+          <w:r>
+            <w:fldChar w:fldCharType="begin"/>
+          </w:r>
+          <w:r>
+            <w:instrText xml:space="preserve"> HYPERLINK \l _Toc30187 </w:instrText>
+          </w:r>
+          <w:r>
+            <w:fldChar w:fldCharType="separate"/>
+          </w:r>
+          <w:r>
+            <w:rPr>
+              <w:rFonts w:hint="default"/>
+              <w:lang w:val="en-US"/>
+            </w:rPr>
+            <w:t>THEORY BEHIND NEURAL NETWORKS</w:t>
+          </w:r>
+          <w:r>
+            <w:tab/>
+          </w:r>
+          <w:r>
+            <w:fldChar w:fldCharType="begin"/>
+          </w:r>
+          <w:r>
+            <w:instrText xml:space="preserve"> PAGEREF _Toc30187 \h </w:instrText>
+          </w:r>
+          <w:r>
+            <w:fldChar w:fldCharType="separate"/>
+          </w:r>
+          <w:r>
+            <w:t>8</w:t>
+          </w:r>
+          <w:r>
+            <w:fldChar w:fldCharType="end"/>
+          </w:r>
+          <w:r>
+            <w:fldChar w:fldCharType="end"/>
+          </w:r>
+        </w:p>
+        <w:p>
+          <w:pPr>
+            <w:pStyle w:val="17"/>
+            <w:tabs>
+              <w:tab w:val="right" w:leader="dot" w:pos="9071"/>
+            </w:tabs>
+          </w:pPr>
+          <w:r>
+            <w:fldChar w:fldCharType="begin"/>
+          </w:r>
+          <w:r>
+            <w:instrText xml:space="preserve"> HYPERLINK \l _Toc22453 </w:instrText>
+          </w:r>
+          <w:r>
+            <w:fldChar w:fldCharType="separate"/>
+          </w:r>
+          <w:r>
+            <w:rPr>
+              <w:rFonts w:hint="default"/>
+              <w:lang w:val="en-US"/>
+            </w:rPr>
+            <w:t>GENERAL ARCHITECTURE OF CNN</w:t>
+          </w:r>
+          <w:r>
+            <w:tab/>
+          </w:r>
+          <w:r>
+            <w:fldChar w:fldCharType="begin"/>
+          </w:r>
+          <w:r>
+            <w:instrText xml:space="preserve"> PAGEREF _Toc22453 \h </w:instrText>
+          </w:r>
+          <w:r>
+            <w:fldChar w:fldCharType="separate"/>
+          </w:r>
+          <w:r>
+            <w:t>8</w:t>
+          </w:r>
+          <w:r>
+            <w:fldChar w:fldCharType="end"/>
+          </w:r>
+          <w:r>
+            <w:fldChar w:fldCharType="end"/>
+          </w:r>
+        </w:p>
+        <w:p>
+          <w:pPr>
+            <w:pStyle w:val="17"/>
+            <w:tabs>
+              <w:tab w:val="right" w:leader="dot" w:pos="9071"/>
+            </w:tabs>
+          </w:pPr>
+          <w:r>
+            <w:fldChar w:fldCharType="begin"/>
+          </w:r>
+          <w:r>
+            <w:instrText xml:space="preserve"> HYPERLINK \l _Toc28539 </w:instrText>
+          </w:r>
+          <w:r>
+            <w:fldChar w:fldCharType="separate"/>
+          </w:r>
+          <w:r>
+            <w:rPr>
+              <w:rFonts w:hint="default"/>
+              <w:lang w:val="en-US"/>
+            </w:rPr>
+            <w:t>TRANSFER LEARNING</w:t>
+          </w:r>
+          <w:r>
+            <w:tab/>
+          </w:r>
+          <w:r>
+            <w:fldChar w:fldCharType="begin"/>
+          </w:r>
+          <w:r>
+            <w:instrText xml:space="preserve"> PAGEREF _Toc28539 \h </w:instrText>
+          </w:r>
+          <w:r>
+            <w:fldChar w:fldCharType="separate"/>
+          </w:r>
+          <w:r>
+            <w:t>10</w:t>
+          </w:r>
+          <w:r>
+            <w:fldChar w:fldCharType="end"/>
+          </w:r>
+          <w:r>
+            <w:fldChar w:fldCharType="end"/>
+          </w:r>
+        </w:p>
+        <w:p>
+          <w:pPr>
+            <w:pStyle w:val="16"/>
+            <w:tabs>
+              <w:tab w:val="right" w:leader="dot" w:pos="9071"/>
+            </w:tabs>
+          </w:pPr>
+          <w:r>
+            <w:fldChar w:fldCharType="begin"/>
+          </w:r>
+          <w:r>
+            <w:instrText xml:space="preserve"> HYPERLINK \l _Toc2861 </w:instrText>
+          </w:r>
+          <w:r>
+            <w:fldChar w:fldCharType="separate"/>
+          </w:r>
+          <w:r>
+            <w:rPr>
+              <w:rFonts w:hint="default"/>
+              <w:lang w:val="en-US"/>
+            </w:rPr>
+            <w:t>PLANT DISEASE DATASETS</w:t>
+          </w:r>
+          <w:r>
+            <w:tab/>
+          </w:r>
+          <w:r>
+            <w:fldChar w:fldCharType="begin"/>
+          </w:r>
+          <w:r>
+            <w:instrText xml:space="preserve"> PAGEREF _Toc2861 \h </w:instrText>
+          </w:r>
+          <w:r>
+            <w:fldChar w:fldCharType="separate"/>
+          </w:r>
+          <w:r>
+            <w:t>12</w:t>
+          </w:r>
+          <w:r>
+            <w:fldChar w:fldCharType="end"/>
+          </w:r>
+          <w:r>
+            <w:fldChar w:fldCharType="end"/>
+          </w:r>
+        </w:p>
+        <w:p>
+          <w:pPr>
+            <w:pStyle w:val="17"/>
+            <w:tabs>
+              <w:tab w:val="right" w:leader="dot" w:pos="9071"/>
+            </w:tabs>
+          </w:pPr>
+          <w:r>
+            <w:fldChar w:fldCharType="begin"/>
+          </w:r>
+          <w:r>
+            <w:instrText xml:space="preserve"> HYPERLINK \l _Toc32698 </w:instrText>
+          </w:r>
+          <w:r>
+            <w:fldChar w:fldCharType="separate"/>
+          </w:r>
+          <w:r>
+            <w:rPr>
+              <w:rFonts w:hint="default"/>
+              <w:lang w:val="en-US"/>
+            </w:rPr>
+            <w:t>PLANTVILLAGE</w:t>
+          </w:r>
+          <w:r>
+            <w:tab/>
+          </w:r>
+          <w:r>
+            <w:fldChar w:fldCharType="begin"/>
+          </w:r>
+          <w:r>
+            <w:instrText xml:space="preserve"> PAGEREF _Toc32698 \h </w:instrText>
+          </w:r>
+          <w:r>
+            <w:fldChar w:fldCharType="separate"/>
+          </w:r>
+          <w:r>
+            <w:t>12</w:t>
+          </w:r>
+          <w:r>
+            <w:fldChar w:fldCharType="end"/>
+          </w:r>
+          <w:r>
+            <w:fldChar w:fldCharType="end"/>
+          </w:r>
+        </w:p>
+        <w:p>
+          <w:pPr>
+            <w:pStyle w:val="17"/>
+            <w:tabs>
+              <w:tab w:val="right" w:leader="dot" w:pos="9071"/>
+            </w:tabs>
+          </w:pPr>
+          <w:r>
+            <w:fldChar w:fldCharType="begin"/>
+          </w:r>
+          <w:r>
+            <w:instrText xml:space="preserve"> HYPERLINK \l _Toc14617 </w:instrText>
+          </w:r>
+          <w:r>
+            <w:fldChar w:fldCharType="separate"/>
+          </w:r>
+          <w:r>
+            <w:rPr>
+              <w:rFonts w:hint="default"/>
+              <w:lang w:val="en-US"/>
+            </w:rPr>
+            <w:t>PLANTDOC</w:t>
+          </w:r>
+          <w:r>
+            <w:tab/>
+          </w:r>
+          <w:r>
+            <w:fldChar w:fldCharType="begin"/>
+          </w:r>
+          <w:r>
+            <w:instrText xml:space="preserve"> PAGEREF _Toc14617 \h </w:instrText>
+          </w:r>
+          <w:r>
+            <w:fldChar w:fldCharType="separate"/>
+          </w:r>
+          <w:r>
+            <w:t>13</w:t>
+          </w:r>
+          <w:r>
+            <w:fldChar w:fldCharType="end"/>
+          </w:r>
+          <w:r>
+            <w:fldChar w:fldCharType="end"/>
+          </w:r>
+        </w:p>
+        <w:p>
+          <w:pPr>
+            <w:pStyle w:val="16"/>
+            <w:tabs>
+              <w:tab w:val="right" w:leader="dot" w:pos="9071"/>
+            </w:tabs>
+          </w:pPr>
+          <w:r>
+            <w:fldChar w:fldCharType="begin"/>
+          </w:r>
+          <w:r>
+            <w:instrText xml:space="preserve"> HYPERLINK \l _Toc15893 </w:instrText>
+          </w:r>
+          <w:r>
+            <w:fldChar w:fldCharType="separate"/>
+          </w:r>
+          <w:r>
+            <w:rPr>
+              <w:rFonts w:hint="default"/>
+              <w:lang w:val="en-US"/>
+            </w:rPr>
+            <w:t>EXISTING PLANT DISEASE CLASSIFICATION MODELS</w:t>
+          </w:r>
+          <w:r>
+            <w:tab/>
+          </w:r>
+          <w:r>
+            <w:fldChar w:fldCharType="begin"/>
+          </w:r>
+          <w:r>
+            <w:instrText xml:space="preserve"> PAGEREF _Toc15893 \h </w:instrText>
+          </w:r>
+          <w:r>
+            <w:fldChar w:fldCharType="separate"/>
+          </w:r>
+          <w:r>
+            <w:t>14</w:t>
+          </w:r>
+          <w:r>
+            <w:fldChar w:fldCharType="end"/>
+          </w:r>
+          <w:r>
+            <w:fldChar w:fldCharType="end"/>
+          </w:r>
+        </w:p>
+        <w:p>
+          <w:pPr>
+            <w:pStyle w:val="17"/>
+            <w:tabs>
+              <w:tab w:val="right" w:leader="dot" w:pos="9071"/>
+            </w:tabs>
+          </w:pPr>
+          <w:r>
+            <w:fldChar w:fldCharType="begin"/>
+          </w:r>
+          <w:r>
+            <w:instrText xml:space="preserve"> HYPERLINK \l _Toc31047 </w:instrText>
+          </w:r>
+          <w:r>
+            <w:fldChar w:fldCharType="separate"/>
+          </w:r>
+          <w:r>
+            <w:rPr>
+              <w:rFonts w:hint="default"/>
+              <w:lang w:val="en-US"/>
+            </w:rPr>
+            <w:t>MOHANTY ET AL. [6]</w:t>
+          </w:r>
+          <w:r>
+            <w:tab/>
+          </w:r>
+          <w:r>
+            <w:fldChar w:fldCharType="begin"/>
+          </w:r>
+          <w:r>
+            <w:instrText xml:space="preserve"> PAGEREF _Toc31047 \h </w:instrText>
+          </w:r>
+          <w:r>
+            <w:fldChar w:fldCharType="separate"/>
+          </w:r>
+          <w:r>
+            <w:t>14</w:t>
+          </w:r>
+          <w:r>
+            <w:fldChar w:fldCharType="end"/>
+          </w:r>
+          <w:r>
+            <w:fldChar w:fldCharType="end"/>
+          </w:r>
+        </w:p>
+        <w:p>
+          <w:pPr>
+            <w:pStyle w:val="17"/>
+            <w:tabs>
+              <w:tab w:val="right" w:leader="dot" w:pos="9071"/>
+            </w:tabs>
+          </w:pPr>
+          <w:r>
+            <w:fldChar w:fldCharType="begin"/>
+          </w:r>
+          <w:r>
+            <w:instrText xml:space="preserve"> HYPERLINK \l _Toc4335 </w:instrText>
+          </w:r>
+          <w:r>
+            <w:fldChar w:fldCharType="separate"/>
+          </w:r>
+          <w:r>
+            <w:rPr>
+              <w:rFonts w:hint="default"/>
+              <w:lang w:val="en-US"/>
+            </w:rPr>
+            <w:t>SALMAN ET AL. [1]</w:t>
+          </w:r>
+          <w:r>
+            <w:tab/>
+          </w:r>
+          <w:r>
+            <w:fldChar w:fldCharType="begin"/>
+          </w:r>
+          <w:r>
+            <w:instrText xml:space="preserve"> PAGEREF _Toc4335 \h </w:instrText>
+          </w:r>
+          <w:r>
+            <w:fldChar w:fldCharType="separate"/>
+          </w:r>
+          <w:r>
+            <w:t>15</w:t>
           </w:r>
           <w:r>
             <w:fldChar w:fldCharType="end"/>
@@ -669,7 +1074,7 @@
             <w:fldChar w:fldCharType="begin"/>
           </w:r>
           <w:r>
-            <w:instrText xml:space="preserve"> HYPERLINK \l _Toc30187 </w:instrText>
+            <w:instrText xml:space="preserve"> HYPERLINK \l _Toc14127 </w:instrText>
           </w:r>
           <w:r>
             <w:fldChar w:fldCharType="separate"/>
@@ -679,7 +1084,7 @@
               <w:rFonts w:hint="default"/>
               <w:lang w:val="en-US"/>
             </w:rPr>
-            <w:t>THEORY BEHIND NEURAL NETWORKS</w:t>
+            <w:t>Ⅲ. SYSTEM DESIGN</w:t>
           </w:r>
           <w:r>
             <w:tab/>
@@ -688,13 +1093,13 @@
             <w:fldChar w:fldCharType="begin"/>
           </w:r>
           <w:r>
-            <w:instrText xml:space="preserve"> PAGEREF _Toc30187 \h </w:instrText>
+            <w:instrText xml:space="preserve"> PAGEREF _Toc14127 \h </w:instrText>
           </w:r>
           <w:r>
             <w:fldChar w:fldCharType="separate"/>
           </w:r>
           <w:r>
-            <w:t>8</w:t>
+            <w:t>17</w:t>
           </w:r>
           <w:r>
             <w:fldChar w:fldCharType="end"/>
@@ -714,7 +1119,7 @@
             <w:fldChar w:fldCharType="begin"/>
           </w:r>
           <w:r>
-            <w:instrText xml:space="preserve"> HYPERLINK \l _Toc22453 </w:instrText>
+            <w:instrText xml:space="preserve"> HYPERLINK \l _Toc25081 </w:instrText>
           </w:r>
           <w:r>
             <w:fldChar w:fldCharType="separate"/>
@@ -724,7 +1129,7 @@
               <w:rFonts w:hint="default"/>
               <w:lang w:val="en-US"/>
             </w:rPr>
-            <w:t>GENERAL ARCHITECTURE OF CNN</w:t>
+            <w:t>GOALS AND OBJECTIVES</w:t>
           </w:r>
           <w:r>
             <w:tab/>
@@ -733,13 +1138,13 @@
             <w:fldChar w:fldCharType="begin"/>
           </w:r>
           <w:r>
-            <w:instrText xml:space="preserve"> PAGEREF _Toc22453 \h </w:instrText>
+            <w:instrText xml:space="preserve"> PAGEREF _Toc25081 \h </w:instrText>
           </w:r>
           <w:r>
             <w:fldChar w:fldCharType="separate"/>
           </w:r>
           <w:r>
-            <w:t>8</w:t>
+            <w:t>17</w:t>
           </w:r>
           <w:r>
             <w:fldChar w:fldCharType="end"/>
@@ -759,7 +1164,7 @@
             <w:fldChar w:fldCharType="begin"/>
           </w:r>
           <w:r>
-            <w:instrText xml:space="preserve"> HYPERLINK \l _Toc28539 </w:instrText>
+            <w:instrText xml:space="preserve"> HYPERLINK \l _Toc6510 </w:instrText>
           </w:r>
           <w:r>
             <w:fldChar w:fldCharType="separate"/>
@@ -769,7 +1174,7 @@
               <w:rFonts w:hint="default"/>
               <w:lang w:val="en-US"/>
             </w:rPr>
-            <w:t>TRANSFER LEARNING</w:t>
+            <w:t>WEB MODULE</w:t>
           </w:r>
           <w:r>
             <w:tab/>
@@ -778,13 +1183,13 @@
             <w:fldChar w:fldCharType="begin"/>
           </w:r>
           <w:r>
-            <w:instrText xml:space="preserve"> PAGEREF _Toc28539 \h </w:instrText>
+            <w:instrText xml:space="preserve"> PAGEREF _Toc6510 \h </w:instrText>
           </w:r>
           <w:r>
             <w:fldChar w:fldCharType="separate"/>
           </w:r>
           <w:r>
-            <w:t>10</w:t>
+            <w:t>18</w:t>
           </w:r>
           <w:r>
             <w:fldChar w:fldCharType="end"/>
@@ -795,7 +1200,7 @@
         </w:p>
         <w:p>
           <w:pPr>
-            <w:pStyle w:val="15"/>
+            <w:pStyle w:val="17"/>
             <w:tabs>
               <w:tab w:val="right" w:leader="dot" w:pos="9071"/>
             </w:tabs>
@@ -804,7 +1209,7 @@
             <w:fldChar w:fldCharType="begin"/>
           </w:r>
           <w:r>
-            <w:instrText xml:space="preserve"> HYPERLINK \l _Toc2861 </w:instrText>
+            <w:instrText xml:space="preserve"> HYPERLINK \l _Toc23106 </w:instrText>
           </w:r>
           <w:r>
             <w:fldChar w:fldCharType="separate"/>
@@ -814,7 +1219,7 @@
               <w:rFonts w:hint="default"/>
               <w:lang w:val="en-US"/>
             </w:rPr>
-            <w:t>PLANT DISEASE DATASETS</w:t>
+            <w:t>SYSTEM FUNCTIONS</w:t>
           </w:r>
           <w:r>
             <w:tab/>
@@ -823,13 +1228,148 @@
             <w:fldChar w:fldCharType="begin"/>
           </w:r>
           <w:r>
-            <w:instrText xml:space="preserve"> PAGEREF _Toc2861 \h </w:instrText>
+            <w:instrText xml:space="preserve"> PAGEREF _Toc23106 \h </w:instrText>
           </w:r>
           <w:r>
             <w:fldChar w:fldCharType="separate"/>
           </w:r>
           <w:r>
-            <w:t>12</w:t>
+            <w:t>18</w:t>
+          </w:r>
+          <w:r>
+            <w:fldChar w:fldCharType="end"/>
+          </w:r>
+          <w:r>
+            <w:fldChar w:fldCharType="end"/>
+          </w:r>
+        </w:p>
+        <w:p>
+          <w:pPr>
+            <w:pStyle w:val="17"/>
+            <w:tabs>
+              <w:tab w:val="right" w:leader="dot" w:pos="9071"/>
+            </w:tabs>
+          </w:pPr>
+          <w:r>
+            <w:fldChar w:fldCharType="begin"/>
+          </w:r>
+          <w:r>
+            <w:instrText xml:space="preserve"> HYPERLINK \l _Toc30234 </w:instrText>
+          </w:r>
+          <w:r>
+            <w:fldChar w:fldCharType="separate"/>
+          </w:r>
+          <w:r>
+            <w:rPr>
+              <w:rFonts w:hint="default"/>
+              <w:lang w:val="en-US"/>
+            </w:rPr>
+            <w:t>SYNTHESIS OF STRUCTURE - FRONTEND</w:t>
+          </w:r>
+          <w:r>
+            <w:tab/>
+          </w:r>
+          <w:r>
+            <w:fldChar w:fldCharType="begin"/>
+          </w:r>
+          <w:r>
+            <w:instrText xml:space="preserve"> PAGEREF _Toc30234 \h </w:instrText>
+          </w:r>
+          <w:r>
+            <w:fldChar w:fldCharType="separate"/>
+          </w:r>
+          <w:r>
+            <w:t>19</w:t>
+          </w:r>
+          <w:r>
+            <w:fldChar w:fldCharType="end"/>
+          </w:r>
+          <w:r>
+            <w:fldChar w:fldCharType="end"/>
+          </w:r>
+        </w:p>
+        <w:p>
+          <w:pPr>
+            <w:pStyle w:val="17"/>
+            <w:tabs>
+              <w:tab w:val="right" w:leader="dot" w:pos="9071"/>
+            </w:tabs>
+          </w:pPr>
+          <w:r>
+            <w:fldChar w:fldCharType="begin"/>
+          </w:r>
+          <w:r>
+            <w:instrText xml:space="preserve"> HYPERLINK \l _Toc3018 </w:instrText>
+          </w:r>
+          <w:r>
+            <w:fldChar w:fldCharType="separate"/>
+          </w:r>
+          <w:r>
+            <w:rPr>
+              <w:rFonts w:hint="default"/>
+              <w:lang w:val="en-US"/>
+            </w:rPr>
+            <w:t>SYNTHESIS OF STRUCTURE - BACKEND</w:t>
+          </w:r>
+          <w:r>
+            <w:tab/>
+          </w:r>
+          <w:r>
+            <w:fldChar w:fldCharType="begin"/>
+          </w:r>
+          <w:r>
+            <w:instrText xml:space="preserve"> PAGEREF _Toc3018 \h </w:instrText>
+          </w:r>
+          <w:r>
+            <w:fldChar w:fldCharType="separate"/>
+          </w:r>
+          <w:r>
+            <w:t>21</w:t>
+          </w:r>
+          <w:r>
+            <w:fldChar w:fldCharType="end"/>
+          </w:r>
+          <w:r>
+            <w:fldChar w:fldCharType="end"/>
+          </w:r>
+        </w:p>
+        <w:p>
+          <w:pPr>
+            <w:pStyle w:val="17"/>
+            <w:tabs>
+              <w:tab w:val="right" w:leader="dot" w:pos="9071"/>
+            </w:tabs>
+          </w:pPr>
+          <w:r>
+            <w:fldChar w:fldCharType="begin"/>
+          </w:r>
+          <w:r>
+            <w:instrText xml:space="preserve"> HYPERLINK \l _Toc17030 </w:instrText>
+          </w:r>
+          <w:r>
+            <w:fldChar w:fldCharType="separate"/>
+          </w:r>
+          <w:r>
+            <w:rPr>
+              <w:rFonts w:hint="default"/>
+              <w:lang w:val="en-US"/>
+            </w:rPr>
+            <w:t>SYNTHESIS OF STRUCTURE- ENGINE</w:t>
+          </w:r>
+          <w:r>
+            <w:tab/>
+          </w:r>
+          <w:r>
+            <w:fldChar w:fldCharType="begin"/>
+          </w:r>
+          <w:r>
+            <w:instrText xml:space="preserve"> PAGEREF _Toc17030 \h </w:instrText>
+          </w:r>
+          <w:r>
+            <w:fldChar w:fldCharType="separate"/>
+          </w:r>
+          <w:r>
+            <w:t>23</w:t>
           </w:r>
           <w:r>
             <w:fldChar w:fldCharType="end"/>
@@ -849,546 +1389,6 @@
             <w:fldChar w:fldCharType="begin"/>
           </w:r>
           <w:r>
-            <w:instrText xml:space="preserve"> HYPERLINK \l _Toc32698 </w:instrText>
-          </w:r>
-          <w:r>
-            <w:fldChar w:fldCharType="separate"/>
-          </w:r>
-          <w:r>
-            <w:rPr>
-              <w:rFonts w:hint="default"/>
-              <w:lang w:val="en-US"/>
-            </w:rPr>
-            <w:t>PLANTVILLAGE</w:t>
-          </w:r>
-          <w:r>
-            <w:tab/>
-          </w:r>
-          <w:r>
-            <w:fldChar w:fldCharType="begin"/>
-          </w:r>
-          <w:r>
-            <w:instrText xml:space="preserve"> PAGEREF _Toc32698 \h </w:instrText>
-          </w:r>
-          <w:r>
-            <w:fldChar w:fldCharType="separate"/>
-          </w:r>
-          <w:r>
-            <w:t>12</w:t>
-          </w:r>
-          <w:r>
-            <w:fldChar w:fldCharType="end"/>
-          </w:r>
-          <w:r>
-            <w:fldChar w:fldCharType="end"/>
-          </w:r>
-        </w:p>
-        <w:p>
-          <w:pPr>
-            <w:pStyle w:val="16"/>
-            <w:tabs>
-              <w:tab w:val="right" w:leader="dot" w:pos="9071"/>
-            </w:tabs>
-          </w:pPr>
-          <w:r>
-            <w:fldChar w:fldCharType="begin"/>
-          </w:r>
-          <w:r>
-            <w:instrText xml:space="preserve"> HYPERLINK \l _Toc14617 </w:instrText>
-          </w:r>
-          <w:r>
-            <w:fldChar w:fldCharType="separate"/>
-          </w:r>
-          <w:r>
-            <w:rPr>
-              <w:rFonts w:hint="default"/>
-              <w:lang w:val="en-US"/>
-            </w:rPr>
-            <w:t>PLANTDOC</w:t>
-          </w:r>
-          <w:r>
-            <w:tab/>
-          </w:r>
-          <w:r>
-            <w:fldChar w:fldCharType="begin"/>
-          </w:r>
-          <w:r>
-            <w:instrText xml:space="preserve"> PAGEREF _Toc14617 \h </w:instrText>
-          </w:r>
-          <w:r>
-            <w:fldChar w:fldCharType="separate"/>
-          </w:r>
-          <w:r>
-            <w:t>13</w:t>
-          </w:r>
-          <w:r>
-            <w:fldChar w:fldCharType="end"/>
-          </w:r>
-          <w:r>
-            <w:fldChar w:fldCharType="end"/>
-          </w:r>
-        </w:p>
-        <w:p>
-          <w:pPr>
-            <w:pStyle w:val="15"/>
-            <w:tabs>
-              <w:tab w:val="right" w:leader="dot" w:pos="9071"/>
-            </w:tabs>
-          </w:pPr>
-          <w:r>
-            <w:fldChar w:fldCharType="begin"/>
-          </w:r>
-          <w:r>
-            <w:instrText xml:space="preserve"> HYPERLINK \l _Toc15893 </w:instrText>
-          </w:r>
-          <w:r>
-            <w:fldChar w:fldCharType="separate"/>
-          </w:r>
-          <w:r>
-            <w:rPr>
-              <w:rFonts w:hint="default"/>
-              <w:lang w:val="en-US"/>
-            </w:rPr>
-            <w:t>EXISTING PLANT DISEASE CLASSIFICATION MODELS</w:t>
-          </w:r>
-          <w:r>
-            <w:tab/>
-          </w:r>
-          <w:r>
-            <w:fldChar w:fldCharType="begin"/>
-          </w:r>
-          <w:r>
-            <w:instrText xml:space="preserve"> PAGEREF _Toc15893 \h </w:instrText>
-          </w:r>
-          <w:r>
-            <w:fldChar w:fldCharType="separate"/>
-          </w:r>
-          <w:r>
-            <w:t>14</w:t>
-          </w:r>
-          <w:r>
-            <w:fldChar w:fldCharType="end"/>
-          </w:r>
-          <w:r>
-            <w:fldChar w:fldCharType="end"/>
-          </w:r>
-        </w:p>
-        <w:p>
-          <w:pPr>
-            <w:pStyle w:val="16"/>
-            <w:tabs>
-              <w:tab w:val="right" w:leader="dot" w:pos="9071"/>
-            </w:tabs>
-          </w:pPr>
-          <w:r>
-            <w:fldChar w:fldCharType="begin"/>
-          </w:r>
-          <w:r>
-            <w:instrText xml:space="preserve"> HYPERLINK \l _Toc31047 </w:instrText>
-          </w:r>
-          <w:r>
-            <w:fldChar w:fldCharType="separate"/>
-          </w:r>
-          <w:r>
-            <w:rPr>
-              <w:rFonts w:hint="default"/>
-              <w:lang w:val="en-US"/>
-            </w:rPr>
-            <w:t>MOHANTY ET AL. [6]</w:t>
-          </w:r>
-          <w:r>
-            <w:tab/>
-          </w:r>
-          <w:r>
-            <w:fldChar w:fldCharType="begin"/>
-          </w:r>
-          <w:r>
-            <w:instrText xml:space="preserve"> PAGEREF _Toc31047 \h </w:instrText>
-          </w:r>
-          <w:r>
-            <w:fldChar w:fldCharType="separate"/>
-          </w:r>
-          <w:r>
-            <w:t>14</w:t>
-          </w:r>
-          <w:r>
-            <w:fldChar w:fldCharType="end"/>
-          </w:r>
-          <w:r>
-            <w:fldChar w:fldCharType="end"/>
-          </w:r>
-        </w:p>
-        <w:p>
-          <w:pPr>
-            <w:pStyle w:val="16"/>
-            <w:tabs>
-              <w:tab w:val="right" w:leader="dot" w:pos="9071"/>
-            </w:tabs>
-          </w:pPr>
-          <w:r>
-            <w:fldChar w:fldCharType="begin"/>
-          </w:r>
-          <w:r>
-            <w:instrText xml:space="preserve"> HYPERLINK \l _Toc4335 </w:instrText>
-          </w:r>
-          <w:r>
-            <w:fldChar w:fldCharType="separate"/>
-          </w:r>
-          <w:r>
-            <w:rPr>
-              <w:rFonts w:hint="default"/>
-              <w:lang w:val="en-US"/>
-            </w:rPr>
-            <w:t>SALMAN ET AL. [1]</w:t>
-          </w:r>
-          <w:r>
-            <w:tab/>
-          </w:r>
-          <w:r>
-            <w:fldChar w:fldCharType="begin"/>
-          </w:r>
-          <w:r>
-            <w:instrText xml:space="preserve"> PAGEREF _Toc4335 \h </w:instrText>
-          </w:r>
-          <w:r>
-            <w:fldChar w:fldCharType="separate"/>
-          </w:r>
-          <w:r>
-            <w:t>15</w:t>
-          </w:r>
-          <w:r>
-            <w:fldChar w:fldCharType="end"/>
-          </w:r>
-          <w:r>
-            <w:fldChar w:fldCharType="end"/>
-          </w:r>
-        </w:p>
-        <w:p>
-          <w:pPr>
-            <w:pStyle w:val="14"/>
-            <w:tabs>
-              <w:tab w:val="right" w:leader="dot" w:pos="9071"/>
-            </w:tabs>
-          </w:pPr>
-          <w:r>
-            <w:fldChar w:fldCharType="begin"/>
-          </w:r>
-          <w:r>
-            <w:instrText xml:space="preserve"> HYPERLINK \l _Toc14127 </w:instrText>
-          </w:r>
-          <w:r>
-            <w:fldChar w:fldCharType="separate"/>
-          </w:r>
-          <w:r>
-            <w:rPr>
-              <w:rFonts w:hint="default"/>
-              <w:lang w:val="en-US"/>
-            </w:rPr>
-            <w:t>Ⅲ. SYSTEM DESIGN</w:t>
-          </w:r>
-          <w:r>
-            <w:tab/>
-          </w:r>
-          <w:r>
-            <w:fldChar w:fldCharType="begin"/>
-          </w:r>
-          <w:r>
-            <w:instrText xml:space="preserve"> PAGEREF _Toc14127 \h </w:instrText>
-          </w:r>
-          <w:r>
-            <w:fldChar w:fldCharType="separate"/>
-          </w:r>
-          <w:r>
-            <w:t>17</w:t>
-          </w:r>
-          <w:r>
-            <w:fldChar w:fldCharType="end"/>
-          </w:r>
-          <w:r>
-            <w:fldChar w:fldCharType="end"/>
-          </w:r>
-        </w:p>
-        <w:p>
-          <w:pPr>
-            <w:pStyle w:val="15"/>
-            <w:tabs>
-              <w:tab w:val="right" w:leader="dot" w:pos="9071"/>
-            </w:tabs>
-          </w:pPr>
-          <w:r>
-            <w:fldChar w:fldCharType="begin"/>
-          </w:r>
-          <w:r>
-            <w:instrText xml:space="preserve"> HYPERLINK \l _Toc25081 </w:instrText>
-          </w:r>
-          <w:r>
-            <w:fldChar w:fldCharType="separate"/>
-          </w:r>
-          <w:r>
-            <w:rPr>
-              <w:rFonts w:hint="default"/>
-              <w:lang w:val="en-US"/>
-            </w:rPr>
-            <w:t>GOALS AND OBJECTIVES</w:t>
-          </w:r>
-          <w:r>
-            <w:tab/>
-          </w:r>
-          <w:r>
-            <w:fldChar w:fldCharType="begin"/>
-          </w:r>
-          <w:r>
-            <w:instrText xml:space="preserve"> PAGEREF _Toc25081 \h </w:instrText>
-          </w:r>
-          <w:r>
-            <w:fldChar w:fldCharType="separate"/>
-          </w:r>
-          <w:r>
-            <w:t>17</w:t>
-          </w:r>
-          <w:r>
-            <w:fldChar w:fldCharType="end"/>
-          </w:r>
-          <w:r>
-            <w:fldChar w:fldCharType="end"/>
-          </w:r>
-        </w:p>
-        <w:p>
-          <w:pPr>
-            <w:pStyle w:val="15"/>
-            <w:tabs>
-              <w:tab w:val="right" w:leader="dot" w:pos="9071"/>
-            </w:tabs>
-          </w:pPr>
-          <w:r>
-            <w:fldChar w:fldCharType="begin"/>
-          </w:r>
-          <w:r>
-            <w:instrText xml:space="preserve"> HYPERLINK \l _Toc6510 </w:instrText>
-          </w:r>
-          <w:r>
-            <w:fldChar w:fldCharType="separate"/>
-          </w:r>
-          <w:r>
-            <w:rPr>
-              <w:rFonts w:hint="default"/>
-              <w:lang w:val="en-US"/>
-            </w:rPr>
-            <w:t>WEB MODULE</w:t>
-          </w:r>
-          <w:r>
-            <w:tab/>
-          </w:r>
-          <w:r>
-            <w:fldChar w:fldCharType="begin"/>
-          </w:r>
-          <w:r>
-            <w:instrText xml:space="preserve"> PAGEREF _Toc6510 \h </w:instrText>
-          </w:r>
-          <w:r>
-            <w:fldChar w:fldCharType="separate"/>
-          </w:r>
-          <w:r>
-            <w:t>18</w:t>
-          </w:r>
-          <w:r>
-            <w:fldChar w:fldCharType="end"/>
-          </w:r>
-          <w:r>
-            <w:fldChar w:fldCharType="end"/>
-          </w:r>
-        </w:p>
-        <w:p>
-          <w:pPr>
-            <w:pStyle w:val="16"/>
-            <w:tabs>
-              <w:tab w:val="right" w:leader="dot" w:pos="9071"/>
-            </w:tabs>
-          </w:pPr>
-          <w:r>
-            <w:fldChar w:fldCharType="begin"/>
-          </w:r>
-          <w:r>
-            <w:instrText xml:space="preserve"> HYPERLINK \l _Toc23106 </w:instrText>
-          </w:r>
-          <w:r>
-            <w:fldChar w:fldCharType="separate"/>
-          </w:r>
-          <w:r>
-            <w:rPr>
-              <w:rFonts w:hint="default"/>
-              <w:lang w:val="en-US"/>
-            </w:rPr>
-            <w:t>SYSTEM FUNCTIONS</w:t>
-          </w:r>
-          <w:r>
-            <w:tab/>
-          </w:r>
-          <w:r>
-            <w:fldChar w:fldCharType="begin"/>
-          </w:r>
-          <w:r>
-            <w:instrText xml:space="preserve"> PAGEREF _Toc23106 \h </w:instrText>
-          </w:r>
-          <w:r>
-            <w:fldChar w:fldCharType="separate"/>
-          </w:r>
-          <w:r>
-            <w:t>18</w:t>
-          </w:r>
-          <w:r>
-            <w:fldChar w:fldCharType="end"/>
-          </w:r>
-          <w:r>
-            <w:fldChar w:fldCharType="end"/>
-          </w:r>
-        </w:p>
-        <w:p>
-          <w:pPr>
-            <w:pStyle w:val="16"/>
-            <w:tabs>
-              <w:tab w:val="right" w:leader="dot" w:pos="9071"/>
-            </w:tabs>
-          </w:pPr>
-          <w:r>
-            <w:fldChar w:fldCharType="begin"/>
-          </w:r>
-          <w:r>
-            <w:instrText xml:space="preserve"> HYPERLINK \l _Toc30234 </w:instrText>
-          </w:r>
-          <w:r>
-            <w:fldChar w:fldCharType="separate"/>
-          </w:r>
-          <w:r>
-            <w:rPr>
-              <w:rFonts w:hint="default"/>
-              <w:lang w:val="en-US"/>
-            </w:rPr>
-            <w:t>SYNTHESIS OF STRUCTURE - FRONTEND</w:t>
-          </w:r>
-          <w:r>
-            <w:tab/>
-          </w:r>
-          <w:r>
-            <w:fldChar w:fldCharType="begin"/>
-          </w:r>
-          <w:r>
-            <w:instrText xml:space="preserve"> PAGEREF _Toc30234 \h </w:instrText>
-          </w:r>
-          <w:r>
-            <w:fldChar w:fldCharType="separate"/>
-          </w:r>
-          <w:r>
-            <w:t>19</w:t>
-          </w:r>
-          <w:r>
-            <w:fldChar w:fldCharType="end"/>
-          </w:r>
-          <w:r>
-            <w:fldChar w:fldCharType="end"/>
-          </w:r>
-        </w:p>
-        <w:p>
-          <w:pPr>
-            <w:pStyle w:val="16"/>
-            <w:tabs>
-              <w:tab w:val="right" w:leader="dot" w:pos="9071"/>
-            </w:tabs>
-          </w:pPr>
-          <w:r>
-            <w:fldChar w:fldCharType="begin"/>
-          </w:r>
-          <w:r>
-            <w:instrText xml:space="preserve"> HYPERLINK \l _Toc3018 </w:instrText>
-          </w:r>
-          <w:r>
-            <w:fldChar w:fldCharType="separate"/>
-          </w:r>
-          <w:r>
-            <w:rPr>
-              <w:rFonts w:hint="default"/>
-              <w:lang w:val="en-US"/>
-            </w:rPr>
-            <w:t>SYNTHESIS OF STRUCTURE - BACKEND</w:t>
-          </w:r>
-          <w:r>
-            <w:tab/>
-          </w:r>
-          <w:r>
-            <w:fldChar w:fldCharType="begin"/>
-          </w:r>
-          <w:r>
-            <w:instrText xml:space="preserve"> PAGEREF _Toc3018 \h </w:instrText>
-          </w:r>
-          <w:r>
-            <w:fldChar w:fldCharType="separate"/>
-          </w:r>
-          <w:r>
-            <w:t>21</w:t>
-          </w:r>
-          <w:r>
-            <w:fldChar w:fldCharType="end"/>
-          </w:r>
-          <w:r>
-            <w:fldChar w:fldCharType="end"/>
-          </w:r>
-        </w:p>
-        <w:p>
-          <w:pPr>
-            <w:pStyle w:val="16"/>
-            <w:tabs>
-              <w:tab w:val="right" w:leader="dot" w:pos="9071"/>
-            </w:tabs>
-          </w:pPr>
-          <w:r>
-            <w:fldChar w:fldCharType="begin"/>
-          </w:r>
-          <w:r>
-            <w:instrText xml:space="preserve"> HYPERLINK \l _Toc17030 </w:instrText>
-          </w:r>
-          <w:r>
-            <w:fldChar w:fldCharType="separate"/>
-          </w:r>
-          <w:r>
-            <w:rPr>
-              <w:rFonts w:hint="default"/>
-              <w:lang w:val="en-US"/>
-            </w:rPr>
-            <w:t>SYNTHESIS OF STRUCTURE- ENGINE</w:t>
-          </w:r>
-          <w:r>
-            <w:tab/>
-          </w:r>
-          <w:r>
-            <w:fldChar w:fldCharType="begin"/>
-          </w:r>
-          <w:r>
-            <w:instrText xml:space="preserve"> PAGEREF _Toc17030 \h </w:instrText>
-          </w:r>
-          <w:r>
-            <w:fldChar w:fldCharType="separate"/>
-          </w:r>
-          <w:r>
-            <w:t>23</w:t>
-          </w:r>
-          <w:r>
-            <w:fldChar w:fldCharType="end"/>
-          </w:r>
-          <w:r>
-            <w:fldChar w:fldCharType="end"/>
-          </w:r>
-        </w:p>
-        <w:p>
-          <w:pPr>
-            <w:pStyle w:val="15"/>
-            <w:tabs>
-              <w:tab w:val="right" w:leader="dot" w:pos="9071"/>
-            </w:tabs>
-          </w:pPr>
-          <w:r>
-            <w:fldChar w:fldCharType="begin"/>
-          </w:r>
-          <w:r>
             <w:instrText xml:space="preserve"> HYPERLINK \l _Toc23704 </w:instrText>
           </w:r>
           <w:r>
@@ -1425,7 +1425,7 @@
         </w:p>
         <w:p>
           <w:pPr>
-            <w:pStyle w:val="16"/>
+            <w:pStyle w:val="17"/>
             <w:tabs>
               <w:tab w:val="right" w:leader="dot" w:pos="9071"/>
             </w:tabs>
@@ -1470,7 +1470,7 @@
         </w:p>
         <w:p>
           <w:pPr>
-            <w:pStyle w:val="16"/>
+            <w:pStyle w:val="17"/>
             <w:tabs>
               <w:tab w:val="right" w:leader="dot" w:pos="9071"/>
             </w:tabs>
@@ -1515,7 +1515,7 @@
         </w:p>
         <w:p>
           <w:pPr>
-            <w:pStyle w:val="16"/>
+            <w:pStyle w:val="17"/>
             <w:tabs>
               <w:tab w:val="right" w:leader="dot" w:pos="9071"/>
             </w:tabs>
@@ -1560,7 +1560,7 @@
         </w:p>
         <w:p>
           <w:pPr>
-            <w:pStyle w:val="14"/>
+            <w:pStyle w:val="15"/>
             <w:tabs>
               <w:tab w:val="right" w:leader="dot" w:pos="9071"/>
             </w:tabs>
@@ -1682,8 +1682,8 @@
           <w:lang w:val="en-US"/>
         </w:rPr>
       </w:pPr>
-      <w:bookmarkStart w:id="0" w:name="_Toc1265"/>
-      <w:bookmarkStart w:id="1" w:name="_Toc17979"/>
+      <w:bookmarkStart w:id="0" w:name="_Toc17979"/>
+      <w:bookmarkStart w:id="1" w:name="_Toc1265"/>
       <w:r>
         <w:rPr>
           <w:rFonts w:hint="default"/>
@@ -2178,8 +2178,6 @@
         </w:rPr>
         <w:br w:type="page"/>
       </w:r>
-      <w:bookmarkStart w:id="26" w:name="_GoBack"/>
-      <w:bookmarkEnd w:id="26"/>
     </w:p>
     <w:p>
       <w:pPr>
@@ -2190,8 +2188,8 @@
           <w:lang w:val="en-US"/>
         </w:rPr>
       </w:pPr>
-      <w:bookmarkStart w:id="2" w:name="_Toc12403"/>
-      <w:bookmarkStart w:id="3" w:name="_Toc17518"/>
+      <w:bookmarkStart w:id="2" w:name="_Toc17518"/>
+      <w:bookmarkStart w:id="3" w:name="_Toc12403"/>
       <w:r>
         <w:rPr>
           <w:rFonts w:hint="default"/>
@@ -2428,7 +2426,7 @@
       </w:r>
       <w:r>
         <w:rPr>
-          <w:rStyle w:val="18"/>
+          <w:rStyle w:val="19"/>
           <w:rFonts w:hint="default"/>
           <w:lang w:val="en-US"/>
         </w:rPr>
@@ -2759,7 +2757,7 @@
           </mc:Choice>
           <mc:Fallback>
             <w:pict>
-              <v:shape id="_x0000_s1026" o:spid="_x0000_s1026" o:spt="202" type="#_x0000_t202" style="position:absolute;left:0pt;margin-left:401pt;margin-top:270.5pt;height:26.75pt;width:48.7pt;z-index:251661312;mso-width-relative:page;mso-height-relative:page;" fillcolor="#FFFFFF [3201]" filled="t" stroked="f" coordsize="21600,21600" o:gfxdata="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">
+              <v:shape id="_x0000_s1026" o:spid="_x0000_s1026" o:spt="202" type="#_x0000_t202" style="position:absolute;left:0pt;margin-left:401pt;margin-top:270.5pt;height:26.75pt;width:48.7pt;z-index:251661312;mso-width-relative:page;mso-height-relative:page;" fillcolor="#FFFFFF [3201]" filled="t" stroked="f" coordsize="21600,21600" o:gfxdata="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">
                 <v:fill on="t" focussize="0,0"/>
                 <v:stroke on="f" weight="0.5pt"/>
                 <v:imagedata o:title=""/>
@@ -4409,7 +4407,7 @@
       </w:pPr>
       <w:r>
         <w:rPr>
-          <w:rStyle w:val="13"/>
+          <w:rStyle w:val="14"/>
           <w:b w:val="0"/>
           <w:bCs w:val="0"/>
         </w:rPr>
@@ -4417,7 +4415,7 @@
       </w:r>
       <w:r>
         <w:rPr>
-          <w:rStyle w:val="13"/>
+          <w:rStyle w:val="14"/>
           <w:rFonts w:hint="default"/>
           <w:b w:val="0"/>
           <w:bCs w:val="0"/>
@@ -4451,7 +4449,7 @@
       </w:pPr>
       <w:r>
         <w:rPr>
-          <w:rStyle w:val="13"/>
+          <w:rStyle w:val="14"/>
           <w:b w:val="0"/>
           <w:bCs w:val="0"/>
         </w:rPr>
@@ -4459,7 +4457,7 @@
       </w:r>
       <w:r>
         <w:rPr>
-          <w:rStyle w:val="13"/>
+          <w:rStyle w:val="14"/>
           <w:rFonts w:hint="default"/>
           <w:b w:val="0"/>
           <w:bCs w:val="0"/>
@@ -4503,7 +4501,7 @@
       </w:pPr>
       <w:r>
         <w:rPr>
-          <w:rStyle w:val="13"/>
+          <w:rStyle w:val="14"/>
           <w:b w:val="0"/>
           <w:bCs w:val="0"/>
         </w:rPr>
@@ -4511,7 +4509,7 @@
       </w:r>
       <w:r>
         <w:rPr>
-          <w:rStyle w:val="13"/>
+          <w:rStyle w:val="14"/>
           <w:rFonts w:hint="default"/>
           <w:b w:val="0"/>
           <w:bCs w:val="0"/>
@@ -4795,7 +4793,7 @@
         <w:bidi w:val="0"/>
         <w:jc w:val="center"/>
         <w:rPr>
-          <w:rStyle w:val="18"/>
+          <w:rStyle w:val="19"/>
           <w:rFonts w:hint="default"/>
           <w:lang w:val="en-US"/>
         </w:rPr>
@@ -4848,7 +4846,7 @@
       </w:r>
       <w:r>
         <w:rPr>
-          <w:rStyle w:val="18"/>
+          <w:rStyle w:val="19"/>
           <w:rFonts w:hint="default"/>
           <w:lang w:val="en-US"/>
         </w:rPr>
@@ -5135,14 +5133,14 @@
         <w:bidi w:val="0"/>
         <w:jc w:val="center"/>
         <w:rPr>
-          <w:rStyle w:val="18"/>
-          <w:rFonts w:hint="default"/>
-          <w:lang w:val="en-US"/>
-        </w:rPr>
-      </w:pPr>
-      <w:r>
-        <w:rPr>
-          <w:rStyle w:val="18"/>
+          <w:rStyle w:val="19"/>
+          <w:rFonts w:hint="default"/>
+          <w:lang w:val="en-US"/>
+        </w:rPr>
+      </w:pPr>
+      <w:r>
+        <w:rPr>
+          <w:rStyle w:val="19"/>
           <w:rFonts w:hint="default"/>
           <w:lang w:val="en-US"/>
         </w:rPr>
@@ -5155,7 +5153,7 @@
       </w:pPr>
       <w:r>
         <w:rPr>
-          <w:rStyle w:val="18"/>
+          <w:rStyle w:val="19"/>
           <w:rFonts w:hint="default"/>
           <w:lang w:val="en-US"/>
         </w:rPr>
@@ -5415,14 +5413,14 @@
         <w:bidi w:val="0"/>
         <w:jc w:val="center"/>
         <w:rPr>
-          <w:rStyle w:val="18"/>
-          <w:rFonts w:hint="default"/>
-          <w:lang w:val="en-US"/>
-        </w:rPr>
-      </w:pPr>
-      <w:r>
-        <w:rPr>
-          <w:rStyle w:val="18"/>
+          <w:rStyle w:val="19"/>
+          <w:rFonts w:hint="default"/>
+          <w:lang w:val="en-US"/>
+        </w:rPr>
+      </w:pPr>
+      <w:r>
+        <w:rPr>
+          <w:rStyle w:val="19"/>
           <w:rFonts w:hint="default"/>
           <w:lang w:val="en-US"/>
         </w:rPr>
@@ -5712,14 +5710,14 @@
       <w:pPr>
         <w:jc w:val="center"/>
         <w:rPr>
-          <w:rStyle w:val="18"/>
-          <w:rFonts w:hint="default"/>
-          <w:lang w:val="en-US"/>
-        </w:rPr>
-      </w:pPr>
-      <w:r>
-        <w:rPr>
-          <w:rStyle w:val="18"/>
+          <w:rStyle w:val="19"/>
+          <w:rFonts w:hint="default"/>
+          <w:lang w:val="en-US"/>
+        </w:rPr>
+      </w:pPr>
+      <w:r>
+        <w:rPr>
+          <w:rStyle w:val="19"/>
           <w:rFonts w:hint="default"/>
           <w:lang w:val="en-US"/>
         </w:rPr>
@@ -5732,7 +5730,7 @@
       </w:pPr>
       <w:r>
         <w:rPr>
-          <w:rStyle w:val="18"/>
+          <w:rStyle w:val="19"/>
           <w:rFonts w:hint="default"/>
           <w:lang w:val="en-US"/>
         </w:rPr>
@@ -5816,7 +5814,7 @@
       </w:pPr>
       <w:r>
         <w:rPr>
-          <w:rStyle w:val="18"/>
+          <w:rStyle w:val="19"/>
           <w:rFonts w:hint="default"/>
           <w:lang w:val="en-US"/>
         </w:rPr>
@@ -5921,10 +5919,6 @@
       <w:pPr>
         <w:bidi w:val="0"/>
         <w:ind w:firstLine="850" w:firstLineChars="0"/>
-        <w:rPr>
-          <w:rFonts w:hint="default"/>
-          <w:lang w:val="en-US"/>
-        </w:rPr>
       </w:pPr>
       <w:r>
         <w:t>This axis is motivated by the hypothesis that while ImageNet-pretrained features are broadly transferable, the highest-level convolutional representations</w:t>
@@ -5948,6 +5942,1043 @@
       </w:r>
       <w:r>
         <w:t xml:space="preserve"> may benefit from adaptation to the visual characteristics of diseased plant leaves, potentially improving the model's ability to generalize across the domain gap between PlantVillage's controlled conditions and real-world field images.</w:t>
+      </w:r>
+    </w:p>
+    <w:p>
+      <w:r>
+        <w:br w:type="page"/>
+      </w:r>
+    </w:p>
+    <w:p>
+      <w:pPr>
+        <w:pStyle w:val="2"/>
+        <w:bidi w:val="0"/>
+        <w:rPr>
+          <w:rFonts w:hint="default"/>
+          <w:lang w:val="en-US"/>
+        </w:rPr>
+      </w:pPr>
+      <w:r>
+        <w:rPr>
+          <w:rFonts w:hint="default"/>
+          <w:lang w:val="en-US"/>
+        </w:rPr>
+        <w:t>Ⅳ. SOFTWARE IMPLEMENTATION</w:t>
+      </w:r>
+    </w:p>
+    <w:p>
+      <w:pPr>
+        <w:pStyle w:val="4"/>
+        <w:bidi w:val="0"/>
+        <w:rPr>
+          <w:rFonts w:hint="default"/>
+          <w:lang w:val="en-US"/>
+        </w:rPr>
+      </w:pPr>
+      <w:r>
+        <w:rPr>
+          <w:rFonts w:hint="default"/>
+          <w:lang w:val="en-US"/>
+        </w:rPr>
+        <w:t>FRONTEND</w:t>
+      </w:r>
+    </w:p>
+    <w:p>
+      <w:pPr>
+        <w:bidi w:val="0"/>
+        <w:ind w:firstLine="850" w:firstLineChars="0"/>
+      </w:pPr>
+      <w:r>
+        <w:t xml:space="preserve">The frontend module is implemented as a single-page Angular application consisting of </w:t>
+      </w:r>
+      <w:r>
+        <w:rPr>
+          <w:rFonts w:hint="default"/>
+          <w:lang w:val="en-US"/>
+        </w:rPr>
+        <w:t xml:space="preserve">four </w:t>
+      </w:r>
+      <w:r>
+        <w:t xml:space="preserve">components and five services, organized under a single root application module. The project follows Angular's standard directory conventions, with </w:t>
+      </w:r>
+      <w:r>
+        <w:rPr>
+          <w:i/>
+          <w:iCs/>
+        </w:rPr>
+        <w:t>components</w:t>
+      </w:r>
+      <w:r>
+        <w:t xml:space="preserve"> grouped under </w:t>
+      </w:r>
+      <w:r>
+        <w:rPr>
+          <w:b w:val="0"/>
+          <w:bCs w:val="0"/>
+          <w:i/>
+          <w:iCs/>
+        </w:rPr>
+        <w:t>src/app/components</w:t>
+      </w:r>
+      <w:r>
+        <w:t xml:space="preserve"> and </w:t>
+      </w:r>
+      <w:r>
+        <w:rPr>
+          <w:i/>
+          <w:iCs/>
+        </w:rPr>
+        <w:t>services</w:t>
+      </w:r>
+      <w:r>
+        <w:t xml:space="preserve"> under </w:t>
+      </w:r>
+      <w:r>
+        <w:rPr>
+          <w:b w:val="0"/>
+          <w:bCs w:val="0"/>
+          <w:i/>
+          <w:iCs/>
+        </w:rPr>
+        <w:t>src/app/services</w:t>
+      </w:r>
+      <w:r>
+        <w:t>.</w:t>
+      </w:r>
+    </w:p>
+    <w:p>
+      <w:pPr>
+        <w:pStyle w:val="5"/>
+        <w:bidi w:val="0"/>
+        <w:rPr>
+          <w:rFonts w:hint="default"/>
+          <w:lang w:val="en-US"/>
+        </w:rPr>
+      </w:pPr>
+      <w:r>
+        <w:rPr>
+          <w:rFonts w:hint="default"/>
+          <w:lang w:val="en-US"/>
+        </w:rPr>
+        <w:t>PROJECT STRUCTURE</w:t>
+      </w:r>
+    </w:p>
+    <w:p>
+      <w:pPr>
+        <w:bidi w:val="0"/>
+        <w:ind w:firstLine="850" w:firstLineChars="0"/>
+      </w:pPr>
+      <w:r>
+        <w:t>The application is composed of the following components and services:</w:t>
+      </w:r>
+    </w:p>
+    <w:p>
+      <w:pPr>
+        <w:bidi w:val="0"/>
+        <w:ind w:firstLine="850" w:firstLineChars="0"/>
+        <w:rPr>
+          <w:b/>
+          <w:bCs/>
+          <w:i/>
+          <w:iCs/>
+        </w:rPr>
+      </w:pPr>
+      <w:r>
+        <w:rPr>
+          <w:b/>
+          <w:bCs/>
+          <w:i/>
+          <w:iCs/>
+        </w:rPr>
+        <w:t>Components:</w:t>
+      </w:r>
+    </w:p>
+    <w:p>
+      <w:pPr>
+        <w:bidi w:val="0"/>
+        <w:ind w:firstLine="850" w:firstLineChars="0"/>
+        <w:rPr>
+          <w:rFonts w:hint="default"/>
+          <w:lang w:val="en-US"/>
+        </w:rPr>
+      </w:pPr>
+      <w:r>
+        <w:rPr>
+          <w:rFonts w:hint="default"/>
+          <w:b/>
+          <w:bCs/>
+          <w:lang w:val="en-US"/>
+        </w:rPr>
+        <w:t>a</w:t>
+      </w:r>
+      <w:r>
+        <w:rPr>
+          <w:b/>
+          <w:bCs/>
+        </w:rPr>
+        <w:t>pp</w:t>
+      </w:r>
+      <w:r>
+        <w:rPr>
+          <w:rFonts w:hint="default"/>
+          <w:b/>
+          <w:bCs/>
+          <w:lang w:val="en-US"/>
+        </w:rPr>
+        <w:t xml:space="preserve"> -</w:t>
+      </w:r>
+      <w:r>
+        <w:t xml:space="preserve"> The root </w:t>
+      </w:r>
+      <w:r>
+        <w:rPr>
+          <w:rFonts w:hint="default"/>
+          <w:lang w:val="en-US"/>
+        </w:rPr>
+        <w:t>component</w:t>
+      </w:r>
+      <w:r>
+        <w:t xml:space="preserve"> serves as the top-level composition layer, orchestrating the interaction </w:t>
+      </w:r>
+      <w:bookmarkStart w:id="26" w:name="_GoBack"/>
+      <w:r>
+        <w:t>b</w:t>
+      </w:r>
+      <w:bookmarkEnd w:id="26"/>
+      <w:r>
+        <w:t xml:space="preserve">etween the </w:t>
+      </w:r>
+      <w:r>
+        <w:rPr>
+          <w:i/>
+          <w:iCs/>
+        </w:rPr>
+        <w:t>image-upload</w:t>
+      </w:r>
+      <w:r>
+        <w:t xml:space="preserve"> and </w:t>
+      </w:r>
+      <w:r>
+        <w:rPr>
+          <w:i/>
+          <w:iCs/>
+        </w:rPr>
+        <w:t>prediction-result</w:t>
+      </w:r>
+      <w:r>
+        <w:t xml:space="preserve"> components. Communication between the two</w:t>
+      </w:r>
+      <w:r>
+        <w:rPr>
+          <w:rFonts w:hint="default"/>
+          <w:lang w:val="en-US"/>
+        </w:rPr>
+        <w:t xml:space="preserve"> components</w:t>
+      </w:r>
+      <w:r>
+        <w:t xml:space="preserve"> is handled via Angular's standard input/output binding mechanism </w:t>
+      </w:r>
+      <w:r>
+        <w:rPr>
+          <w:rFonts w:hint="default"/>
+          <w:lang w:val="en-US"/>
+        </w:rPr>
+        <w:t>-</w:t>
+      </w:r>
+      <w:r>
+        <w:t xml:space="preserve"> image-upload emits an </w:t>
+      </w:r>
+      <w:r>
+        <w:rPr>
+          <w:i/>
+          <w:iCs/>
+        </w:rPr>
+        <w:t>onImageReady</w:t>
+      </w:r>
+      <w:r>
+        <w:t xml:space="preserve"> event carrying the preprocessed image blob upon successful file selection, which </w:t>
+      </w:r>
+      <w:r>
+        <w:rPr>
+          <w:rFonts w:hint="default"/>
+          <w:i/>
+          <w:iCs/>
+          <w:lang w:val="en-US"/>
+        </w:rPr>
+        <w:t>app</w:t>
+      </w:r>
+      <w:r>
+        <w:t xml:space="preserve"> receives and stores in a signal via </w:t>
+      </w:r>
+      <w:r>
+        <w:rPr>
+          <w:i/>
+          <w:iCs/>
+        </w:rPr>
+        <w:t>selectedImageData</w:t>
+      </w:r>
+      <w:r>
+        <w:t>. This value is then passed downward to prediction-result as an input binding, which uses it to trigger the inference request and subsequently display the results. This unidirectional data flow keeps each component focused on a single responsibility while maintaining a clean and explicit communication contract between them.</w:t>
+      </w:r>
+    </w:p>
+    <w:p>
+      <w:pPr>
+        <w:bidi w:val="0"/>
+        <w:ind w:firstLine="850" w:firstLineChars="0"/>
+        <w:rPr>
+          <w:rFonts w:hint="default"/>
+          <w:i w:val="0"/>
+          <w:iCs w:val="0"/>
+          <w:lang w:val="en-US"/>
+        </w:rPr>
+      </w:pPr>
+      <w:r>
+        <w:rPr>
+          <w:b/>
+          <w:bCs/>
+        </w:rPr>
+        <w:t>image-upload</w:t>
+      </w:r>
+      <w:r>
+        <w:t xml:space="preserve"> </w:t>
+      </w:r>
+      <w:r>
+        <w:rPr>
+          <w:rFonts w:hint="default"/>
+          <w:lang w:val="en-US"/>
+        </w:rPr>
+        <w:t>-</w:t>
+      </w:r>
+      <w:r>
+        <w:t xml:space="preserve"> </w:t>
+      </w:r>
+      <w:r>
+        <w:t>responsible for rendering the drag-and-drop file upload area, accepting PNG, JPG, and WEBP formats, and preprocessing the uploaded image prior to submission. Upon file selection, the image is drawn onto a canvas element explicitly sized to the model's expected input dimensions</w:t>
+      </w:r>
+      <w:r>
+        <w:rPr>
+          <w:rFonts w:hint="default"/>
+          <w:lang w:val="en-US"/>
+        </w:rPr>
+        <w:t>,</w:t>
+      </w:r>
+      <w:r>
+        <w:t xml:space="preserve"> retrieved from the backend via </w:t>
+      </w:r>
+      <w:r>
+        <w:rPr>
+          <w:i/>
+          <w:iCs/>
+        </w:rPr>
+        <w:t>MetadataService</w:t>
+      </w:r>
+      <w:r>
+        <w:rPr>
+          <w:rFonts w:hint="default"/>
+          <w:i/>
+          <w:iCs/>
+          <w:lang w:val="en-US"/>
+        </w:rPr>
+        <w:t>,</w:t>
+      </w:r>
+      <w:r>
+        <w:t xml:space="preserve"> and the resized result is extracted </w:t>
+      </w:r>
+      <w:r>
+        <w:rPr>
+          <w:rFonts w:hint="default"/>
+          <w:lang w:val="en-US"/>
+        </w:rPr>
+        <w:t xml:space="preserve">from canvas </w:t>
+      </w:r>
+      <w:r>
+        <w:t xml:space="preserve">by calling </w:t>
+      </w:r>
+      <w:r>
+        <w:rPr>
+          <w:i/>
+          <w:iCs/>
+        </w:rPr>
+        <w:t>toBlob</w:t>
+      </w:r>
+      <w:r>
+        <w:rPr>
+          <w:rFonts w:hint="default"/>
+          <w:i/>
+          <w:iCs/>
+          <w:lang w:val="en-US"/>
+        </w:rPr>
+        <w:t xml:space="preserve"> </w:t>
+      </w:r>
+      <w:r>
+        <w:rPr>
+          <w:rFonts w:hint="default"/>
+          <w:i w:val="0"/>
+          <w:iCs w:val="0"/>
+          <w:lang w:val="en-US"/>
+        </w:rPr>
+        <w:t>method</w:t>
+      </w:r>
+      <w:r>
+        <w:t>, producing a PNG-encoded blob of the correct dimensions regardless of the original file's size or format. This ensures that the backend always receives an image of the expected input size without requiring any server-side resizing, and simultaneously provides the user with a visual preview of the image as it will be submitted to the model.</w:t>
+      </w:r>
+      <w:r>
+        <w:rPr>
+          <w:rFonts w:hint="default"/>
+          <w:lang w:val="en-US"/>
+        </w:rPr>
+        <w:t xml:space="preserve"> After resizing is done, </w:t>
+      </w:r>
+      <w:r>
+        <w:rPr>
+          <w:rFonts w:hint="default"/>
+          <w:i/>
+          <w:iCs/>
+          <w:lang w:val="en-US"/>
+        </w:rPr>
+        <w:t xml:space="preserve">image-upload </w:t>
+      </w:r>
+      <w:r>
+        <w:rPr>
+          <w:rFonts w:hint="default"/>
+          <w:i w:val="0"/>
+          <w:iCs w:val="0"/>
+          <w:lang w:val="en-US"/>
+        </w:rPr>
+        <w:t xml:space="preserve">component provides </w:t>
+      </w:r>
+      <w:r>
+        <w:rPr>
+          <w:rFonts w:hint="default"/>
+          <w:i/>
+          <w:iCs/>
+          <w:lang w:val="en-US"/>
+        </w:rPr>
+        <w:t xml:space="preserve">app </w:t>
+      </w:r>
+      <w:r>
+        <w:rPr>
+          <w:rFonts w:hint="default"/>
+          <w:i w:val="0"/>
+          <w:iCs w:val="0"/>
+          <w:lang w:val="en-US"/>
+        </w:rPr>
+        <w:t>component with blob that is ready for upload to backend.</w:t>
+      </w:r>
+    </w:p>
+    <w:p>
+      <w:pPr>
+        <w:bidi w:val="0"/>
+        <w:ind w:firstLine="850" w:firstLineChars="0"/>
+      </w:pPr>
+      <w:r>
+        <w:rPr>
+          <w:b/>
+          <w:bCs/>
+        </w:rPr>
+        <w:t>prediction-result</w:t>
+      </w:r>
+      <w:r>
+        <w:t xml:space="preserve"> </w:t>
+      </w:r>
+      <w:r>
+        <w:rPr>
+          <w:rFonts w:hint="default"/>
+          <w:lang w:val="en-US"/>
+        </w:rPr>
+        <w:t>-</w:t>
+      </w:r>
+      <w:r>
+        <w:t xml:space="preserve"> responsible for managing the inference lifecycle and presenting classification results to the user. The component receives the preprocessed image blob from </w:t>
+      </w:r>
+      <w:r>
+        <w:rPr>
+          <w:rFonts w:hint="default"/>
+          <w:i/>
+          <w:iCs/>
+          <w:lang w:val="en-US"/>
+        </w:rPr>
+        <w:t>app</w:t>
+      </w:r>
+      <w:r>
+        <w:t xml:space="preserve"> via input binding and remains in a locked state until a valid image is available, at which point the submit button is enabled. Upon the user pressing the button, the component dispatches the image to the backend via </w:t>
+      </w:r>
+      <w:r>
+        <w:rPr>
+          <w:i/>
+          <w:iCs/>
+        </w:rPr>
+        <w:t>InferenceService</w:t>
+      </w:r>
+      <w:r>
+        <w:t xml:space="preserve"> and receives in return a vector of 38 raw unnormalized logits</w:t>
+      </w:r>
+      <w:r>
+        <w:rPr>
+          <w:rFonts w:hint="default"/>
+          <w:lang w:val="en-US"/>
+        </w:rPr>
+        <w:t>,</w:t>
+      </w:r>
+      <w:r>
+        <w:t xml:space="preserve"> one per </w:t>
+      </w:r>
+      <w:r>
+        <w:rPr>
+          <w:i/>
+          <w:iCs/>
+        </w:rPr>
+        <w:t>PlantVillage</w:t>
+      </w:r>
+      <w:r>
+        <w:t xml:space="preserve"> class. Softmax is applied on the frontend to convert the logits into a proper probability distribution, after which the top-5 candidates are selected by sorting the resulting probabilities in descending order and taking the five highest-scoring entries. This design is intentional</w:t>
+      </w:r>
+      <w:r>
+        <w:rPr>
+          <w:rFonts w:hint="default"/>
+          <w:lang w:val="en-US"/>
+        </w:rPr>
+        <w:t>,</w:t>
+      </w:r>
+      <w:r>
+        <w:t xml:space="preserve"> by delegating softmax and top-N selection to the frontend, the engine is kept as simple and stateless as possible, with its sole responsibility being the execution of the forward pass and the return of raw logits.</w:t>
+      </w:r>
+    </w:p>
+    <w:p>
+      <w:pPr>
+        <w:bidi w:val="0"/>
+        <w:ind w:firstLine="850" w:firstLineChars="0"/>
+      </w:pPr>
+      <w:r>
+        <w:rPr>
+          <w:b/>
+          <w:bCs/>
+        </w:rPr>
+        <w:t>data-bar</w:t>
+      </w:r>
+      <w:r>
+        <w:t xml:space="preserve"> </w:t>
+      </w:r>
+      <w:r>
+        <w:rPr>
+          <w:rFonts w:hint="default"/>
+          <w:lang w:val="en-US"/>
+        </w:rPr>
+        <w:t>-</w:t>
+      </w:r>
+      <w:r>
+        <w:t xml:space="preserve"> a dedicated component encapsulating the animated confidence bar rendered within each prediction result row, extracted into its own component to isolate animation logic and prevent rendering conflicts that arise when animation is handled inline</w:t>
+      </w:r>
+    </w:p>
+    <w:p>
+      <w:pPr>
+        <w:bidi w:val="0"/>
+        <w:ind w:firstLine="850" w:firstLineChars="0"/>
+        <w:rPr>
+          <w:b/>
+          <w:bCs/>
+          <w:i/>
+          <w:iCs/>
+        </w:rPr>
+      </w:pPr>
+      <w:r>
+        <w:rPr>
+          <w:b/>
+          <w:bCs/>
+          <w:i/>
+          <w:iCs/>
+        </w:rPr>
+        <w:t>Services:</w:t>
+      </w:r>
+    </w:p>
+    <w:p>
+      <w:pPr>
+        <w:bidi w:val="0"/>
+        <w:ind w:firstLine="850" w:firstLineChars="0"/>
+      </w:pPr>
+      <w:r>
+        <w:rPr>
+          <w:b/>
+          <w:bCs/>
+          <w:i w:val="0"/>
+          <w:iCs w:val="0"/>
+        </w:rPr>
+        <w:t>ConfigService</w:t>
+      </w:r>
+      <w:r>
+        <w:t xml:space="preserve"> </w:t>
+      </w:r>
+      <w:r>
+        <w:rPr>
+          <w:rFonts w:hint="default"/>
+          <w:lang w:val="en-US"/>
+        </w:rPr>
+        <w:t>-</w:t>
+      </w:r>
+      <w:r>
+        <w:t xml:space="preserve"> centralizes all configuration values consumed by the frontend, including the base API URL, versioned API slug, and the set of endpoint paths for labels, input size, and inference. This ensures that any change to the backend's address or API structure requires modification in a single location rather than across multiple call sites</w:t>
+      </w:r>
+    </w:p>
+    <w:p>
+      <w:pPr>
+        <w:bidi w:val="0"/>
+        <w:ind w:firstLine="850" w:firstLineChars="0"/>
+        <w:rPr>
+          <w:rFonts w:hint="default"/>
+          <w:lang w:val="en-US"/>
+        </w:rPr>
+      </w:pPr>
+      <w:r>
+        <w:rPr>
+          <w:b/>
+          <w:bCs/>
+        </w:rPr>
+        <w:t>HttpClientWrapperService</w:t>
+      </w:r>
+      <w:r>
+        <w:t xml:space="preserve"> </w:t>
+      </w:r>
+      <w:r>
+        <w:rPr>
+          <w:rFonts w:hint="default"/>
+          <w:lang w:val="en-US"/>
+        </w:rPr>
+        <w:t>-</w:t>
+      </w:r>
+      <w:r>
+        <w:t xml:space="preserve"> provides a typed abstraction layer over Angular's built-in </w:t>
+      </w:r>
+      <w:r>
+        <w:rPr>
+          <w:i/>
+          <w:iCs/>
+        </w:rPr>
+        <w:t>HttpClient</w:t>
+      </w:r>
+      <w:r>
+        <w:t xml:space="preserve">, centralizing </w:t>
+      </w:r>
+      <w:r>
+        <w:rPr>
+          <w:rFonts w:hint="default"/>
+          <w:lang w:val="en-US"/>
+        </w:rPr>
+        <w:t>backend endpoints as convenient functions for consuming services, which don’t need to know about HTTP contract.</w:t>
+      </w:r>
+    </w:p>
+    <w:p>
+      <w:pPr>
+        <w:bidi w:val="0"/>
+        <w:ind w:firstLine="850" w:firstLineChars="0"/>
+      </w:pPr>
+      <w:r>
+        <w:rPr>
+          <w:b/>
+          <w:bCs/>
+        </w:rPr>
+        <w:t>InferenceService</w:t>
+      </w:r>
+      <w:r>
+        <w:t xml:space="preserve"> </w:t>
+      </w:r>
+      <w:r>
+        <w:rPr>
+          <w:rFonts w:hint="default"/>
+          <w:lang w:val="en-US"/>
+        </w:rPr>
+        <w:t>-</w:t>
+      </w:r>
+      <w:r>
+        <w:t xml:space="preserve"> </w:t>
+      </w:r>
+      <w:r>
+        <w:t xml:space="preserve">responsible for dispatching the preprocessed image blob to the backend inference endpoint and returning the raw logit vector to the calling component. The image is transmitted as a binary </w:t>
+      </w:r>
+      <w:r>
+        <w:rPr>
+          <w:i/>
+          <w:iCs/>
+        </w:rPr>
+        <w:t>application/octet-stream</w:t>
+      </w:r>
+      <w:r>
+        <w:t xml:space="preserve"> request body, avoiding the overhead of multipart form encoding and keeping the request as lightweight as possible.</w:t>
+      </w:r>
+    </w:p>
+    <w:p>
+      <w:pPr>
+        <w:bidi w:val="0"/>
+        <w:ind w:firstLine="850" w:firstLineChars="0"/>
+      </w:pPr>
+      <w:r>
+        <w:rPr>
+          <w:b/>
+          <w:bCs/>
+        </w:rPr>
+        <w:t>MetadataService</w:t>
+      </w:r>
+      <w:r>
+        <w:t xml:space="preserve"> </w:t>
+      </w:r>
+      <w:r>
+        <w:rPr>
+          <w:rFonts w:hint="default"/>
+          <w:lang w:val="en-US"/>
+        </w:rPr>
+        <w:t>-</w:t>
+      </w:r>
+      <w:r>
+        <w:t xml:space="preserve"> fetches both the classification label set and the model input size from their respective backend endpoints on first access, caching each response using RxJS</w:t>
+      </w:r>
+      <w:r>
+        <w:rPr>
+          <w:rFonts w:hint="default"/>
+          <w:lang w:val="en-US"/>
+        </w:rPr>
+        <w:t>’s Observable class</w:t>
+      </w:r>
+      <w:r>
+        <w:t xml:space="preserve"> </w:t>
+      </w:r>
+      <w:r>
+        <w:rPr>
+          <w:i/>
+          <w:iCs/>
+        </w:rPr>
+        <w:t>shareReplay(1)</w:t>
+      </w:r>
+      <w:r>
+        <w:rPr>
+          <w:rFonts w:hint="default"/>
+          <w:i/>
+          <w:iCs/>
+          <w:lang w:val="en-US"/>
+        </w:rPr>
+        <w:t xml:space="preserve"> </w:t>
+      </w:r>
+      <w:r>
+        <w:rPr>
+          <w:rFonts w:hint="default"/>
+          <w:i w:val="0"/>
+          <w:iCs w:val="0"/>
+          <w:lang w:val="en-US"/>
+        </w:rPr>
+        <w:t xml:space="preserve">function via </w:t>
+      </w:r>
+      <w:r>
+        <w:rPr>
+          <w:rFonts w:hint="default"/>
+          <w:i/>
+          <w:iCs/>
+          <w:lang w:val="en-US"/>
+        </w:rPr>
+        <w:t>pipe</w:t>
+      </w:r>
+      <w:r>
+        <w:rPr>
+          <w:rFonts w:hint="default"/>
+          <w:i w:val="0"/>
+          <w:iCs w:val="0"/>
+          <w:lang w:val="en-US"/>
+        </w:rPr>
+        <w:t xml:space="preserve"> method</w:t>
+      </w:r>
+      <w:r>
+        <w:t xml:space="preserve"> to ensure that subsequent subscriptions receive the cached value without triggering additional HTTP requests for the lifetime of the application</w:t>
+      </w:r>
+    </w:p>
+    <w:p>
+      <w:pPr>
+        <w:bidi w:val="0"/>
+        <w:ind w:firstLine="850" w:firstLineChars="0"/>
+      </w:pPr>
+      <w:r>
+        <w:rPr>
+          <w:b/>
+          <w:bCs/>
+        </w:rPr>
+        <w:t>MobileObserverService</w:t>
+      </w:r>
+      <w:r>
+        <w:t xml:space="preserve"> </w:t>
+      </w:r>
+      <w:r>
+        <w:rPr>
+          <w:rFonts w:hint="default"/>
+          <w:lang w:val="en-US"/>
+        </w:rPr>
+        <w:t>-</w:t>
+      </w:r>
+      <w:r>
+        <w:t xml:space="preserve"> wraps Angular CDK's </w:t>
+      </w:r>
+      <w:r>
+        <w:rPr>
+          <w:i/>
+          <w:iCs/>
+        </w:rPr>
+        <w:t>BreakpointObserver</w:t>
+      </w:r>
+      <w:r>
+        <w:t xml:space="preserve"> with a breakpoint threshold of 1,100px,</w:t>
+      </w:r>
+      <w:r>
+        <w:rPr>
+          <w:rFonts w:hint="default"/>
+          <w:lang w:val="en-US"/>
+        </w:rPr>
+        <w:t xml:space="preserve"> which was experminetally determined to be a point where desktop layout breaks and switch to mobile is needed,</w:t>
+      </w:r>
+      <w:r>
+        <w:t xml:space="preserve"> exposing an observable that emits whether the current viewport is considered a mobile device, allowing components to adapt their layout accordingly</w:t>
+      </w:r>
+    </w:p>
+    <w:p>
+      <w:pPr>
+        <w:bidi w:val="0"/>
+        <w:ind w:firstLine="850" w:firstLineChars="0"/>
+        <w:rPr>
+          <w:rFonts w:hint="default"/>
+          <w:b/>
+          <w:bCs/>
+          <w:i/>
+          <w:iCs/>
+          <w:lang w:val="en-US"/>
+        </w:rPr>
+      </w:pPr>
+      <w:r>
+        <w:rPr>
+          <w:b/>
+          <w:bCs/>
+          <w:i/>
+          <w:iCs/>
+        </w:rPr>
+        <w:t>User Interface</w:t>
+      </w:r>
+      <w:r>
+        <w:rPr>
+          <w:rFonts w:hint="default"/>
+          <w:b/>
+          <w:bCs/>
+          <w:i/>
+          <w:iCs/>
+          <w:lang w:val="en-US"/>
+        </w:rPr>
+        <w:t>:</w:t>
+      </w:r>
+    </w:p>
+    <w:p>
+      <w:pPr>
+        <w:jc w:val="center"/>
+        <w:rPr>
+          <w:rStyle w:val="19"/>
+          <w:rFonts w:hint="default"/>
+          <w:lang w:val="en-US"/>
+        </w:rPr>
+      </w:pPr>
+      <w:r>
+        <w:drawing>
+          <wp:inline distT="0" distB="0" distL="114300" distR="114300">
+            <wp:extent cx="5757545" cy="3311525"/>
+            <wp:effectExtent l="0" t="0" r="14605" b="3175"/>
+            <wp:docPr id="12" name="Picture 1"/>
+            <wp:cNvGraphicFramePr>
+              <a:graphicFrameLocks xmlns:a="http://schemas.openxmlformats.org/drawingml/2006/main" noChangeAspect="1"/>
+            </wp:cNvGraphicFramePr>
+            <a:graphic xmlns:a="http://schemas.openxmlformats.org/drawingml/2006/main">
+              <a:graphicData uri="http://schemas.openxmlformats.org/drawingml/2006/picture">
+                <pic:pic xmlns:pic="http://schemas.openxmlformats.org/drawingml/2006/picture">
+                  <pic:nvPicPr>
+                    <pic:cNvPr id="12" name="Picture 1"/>
+                    <pic:cNvPicPr>
+                      <a:picLocks noChangeAspect="1"/>
+                    </pic:cNvPicPr>
+                  </pic:nvPicPr>
+                  <pic:blipFill>
+                    <a:blip r:embed="rId21"/>
+                    <a:stretch>
+                      <a:fillRect/>
+                    </a:stretch>
+                  </pic:blipFill>
+                  <pic:spPr>
+                    <a:xfrm>
+                      <a:off x="0" y="0"/>
+                      <a:ext cx="5757545" cy="3311525"/>
+                    </a:xfrm>
+                    <a:prstGeom prst="rect">
+                      <a:avLst/>
+                    </a:prstGeom>
+                    <a:noFill/>
+                    <a:ln>
+                      <a:noFill/>
+                    </a:ln>
+                  </pic:spPr>
+                </pic:pic>
+              </a:graphicData>
+            </a:graphic>
+          </wp:inline>
+        </w:drawing>
+      </w:r>
+      <w:r>
+        <w:br w:type="textWrapping"/>
+      </w:r>
+      <w:r>
+        <w:rPr>
+          <w:rStyle w:val="19"/>
+          <w:rFonts w:hint="default"/>
+          <w:lang w:val="en-US"/>
+        </w:rPr>
+        <w:t>Figure 4.1 - Screenshot of desktop frontend after prediction has been made</w:t>
+      </w:r>
+    </w:p>
+    <w:p>
+      <w:pPr>
+        <w:bidi w:val="0"/>
+        <w:ind w:firstLine="850" w:firstLineChars="0"/>
+        <w:rPr>
+          <w:rFonts w:hint="default"/>
+          <w:b/>
+          <w:bCs/>
+          <w:i/>
+          <w:iCs/>
+          <w:lang w:val="en-US"/>
+        </w:rPr>
+      </w:pPr>
+    </w:p>
+    <w:p>
+      <w:pPr>
+        <w:bidi w:val="0"/>
+        <w:ind w:firstLine="850" w:firstLineChars="0"/>
+        <w:jc w:val="center"/>
+        <w:rPr>
+          <w:rStyle w:val="19"/>
+          <w:rFonts w:hint="default"/>
+          <w:lang w:val="en-US"/>
+          <w:woUserID w:val="0"/>
+        </w:rPr>
+      </w:pPr>
+      <w:r>
+        <w:drawing>
+          <wp:inline distT="0" distB="0" distL="114300" distR="114300">
+            <wp:extent cx="2506980" cy="5820410"/>
+            <wp:effectExtent l="0" t="0" r="7620" b="8890"/>
+            <wp:docPr id="13" name="Picture 2"/>
+            <wp:cNvGraphicFramePr>
+              <a:graphicFrameLocks xmlns:a="http://schemas.openxmlformats.org/drawingml/2006/main" noChangeAspect="1"/>
+            </wp:cNvGraphicFramePr>
+            <a:graphic xmlns:a="http://schemas.openxmlformats.org/drawingml/2006/main">
+              <a:graphicData uri="http://schemas.openxmlformats.org/drawingml/2006/picture">
+                <pic:pic xmlns:pic="http://schemas.openxmlformats.org/drawingml/2006/picture">
+                  <pic:nvPicPr>
+                    <pic:cNvPr id="13" name="Picture 2"/>
+                    <pic:cNvPicPr>
+                      <a:picLocks noChangeAspect="1"/>
+                    </pic:cNvPicPr>
+                  </pic:nvPicPr>
+                  <pic:blipFill>
+                    <a:blip r:embed="rId22"/>
+                    <a:stretch>
+                      <a:fillRect/>
+                    </a:stretch>
+                  </pic:blipFill>
+                  <pic:spPr>
+                    <a:xfrm>
+                      <a:off x="0" y="0"/>
+                      <a:ext cx="2506980" cy="5820410"/>
+                    </a:xfrm>
+                    <a:prstGeom prst="rect">
+                      <a:avLst/>
+                    </a:prstGeom>
+                    <a:noFill/>
+                    <a:ln>
+                      <a:noFill/>
+                    </a:ln>
+                  </pic:spPr>
+                </pic:pic>
+              </a:graphicData>
+            </a:graphic>
+          </wp:inline>
+        </w:drawing>
+      </w:r>
+      <w:r>
+        <w:br w:type="textWrapping"/>
+      </w:r>
+      <w:r>
+        <w:rPr>
+          <w:rStyle w:val="19"/>
+          <w:rFonts w:hint="default"/>
+          <w:lang w:val="en-US"/>
+        </w:rPr>
+        <w:t>Figure 4.2 - Screenshot of desktop frontend after prediction has been made</w:t>
+      </w:r>
+    </w:p>
+    <w:p>
+      <w:pPr>
+        <w:bidi w:val="0"/>
+        <w:ind w:firstLine="850" w:firstLineChars="0"/>
+      </w:pPr>
+      <w:r>
+        <w:t xml:space="preserve">As shown in Fig. </w:t>
+      </w:r>
+      <w:r>
+        <w:rPr>
+          <w:rFonts w:hint="default"/>
+          <w:lang w:val="en-US"/>
+        </w:rPr>
+        <w:t>4.1</w:t>
+      </w:r>
+      <w:r>
+        <w:t xml:space="preserve">, the inference screen presents the user with a two-panel layout. The left panel contains the image upload area </w:t>
+      </w:r>
+      <w:r>
+        <w:rPr>
+          <w:rFonts w:hint="default"/>
+          <w:lang w:val="en-US"/>
+        </w:rPr>
+        <w:t>-</w:t>
+      </w:r>
+      <w:r>
+        <w:t xml:space="preserve"> a dashed dropzone that accepts drag-and-drop or click-to-upload interaction, displaying the accepted file formats to the user. Upon selecting a valid image, the file is rendered onto a canvas element </w:t>
+      </w:r>
+      <w:r>
+        <w:rPr>
+          <w:rFonts w:hint="default"/>
+          <w:lang w:val="en-US"/>
+        </w:rPr>
+        <w:t>and re</w:t>
+      </w:r>
+      <w:r>
+        <w:t>sized to the model's expected input dimensions, giving the user visual confirmation of the submitted image. The right panel contains the results table, headed by Prediction and Confidence columns, which is populated with the top-5 classification candidates and their associated confidence scores once the server returns a response. A status bar at the bottom of the results panel communicates the current state of the application to the user</w:t>
+      </w:r>
+      <w:r>
+        <w:rPr>
+          <w:rFonts w:hint="default"/>
+          <w:lang w:val="en-US"/>
+        </w:rPr>
+        <w:t>,</w:t>
+      </w:r>
+      <w:r>
+        <w:t xml:space="preserve"> displaying a prompt to upload an image in the idle state, a loading indicator during inference, and an error message should the request fail.</w:t>
+      </w:r>
+    </w:p>
+    <w:p>
+      <w:pPr>
+        <w:bidi w:val="0"/>
+        <w:ind w:firstLine="850" w:firstLineChars="0"/>
+        <w:rPr>
+          <w:rFonts w:hint="default"/>
+          <w:lang w:val="en-US"/>
+        </w:rPr>
+      </w:pPr>
+      <w:r>
+        <w:t>The layout is fully responsive, transitioning to a single-column stacked arrangement on viewports narrower than 1,100px, ensuring consistent usability on mobile devices without requiring a separate mobile interface</w:t>
+      </w:r>
+      <w:r>
+        <w:rPr>
+          <w:rFonts w:hint="default"/>
+          <w:lang w:val="en-US"/>
+        </w:rPr>
+        <w:t>, as shown on Fig 4.2.</w:t>
       </w:r>
       <w:r>
         <w:rPr>
@@ -6075,7 +7106,7 @@
       </w:r>
       <w:r>
         <w:rPr>
-          <w:rStyle w:val="12"/>
+          <w:rStyle w:val="13"/>
           <w:rFonts w:hint="default" w:ascii="Times New Roman" w:hAnsi="Times New Roman"/>
           <w:b w:val="0"/>
           <w:bCs w:val="0"/>
@@ -6161,7 +7192,7 @@
       </w:r>
       <w:r>
         <w:rPr>
-          <w:rStyle w:val="12"/>
+          <w:rStyle w:val="13"/>
           <w:rFonts w:hint="default" w:ascii="Times New Roman" w:hAnsi="Times New Roman"/>
           <w:b w:val="0"/>
           <w:bCs w:val="0"/>
@@ -6247,7 +7278,7 @@
       </w:r>
       <w:r>
         <w:rPr>
-          <w:rStyle w:val="12"/>
+          <w:rStyle w:val="13"/>
           <w:rFonts w:hint="default" w:ascii="Times New Roman" w:hAnsi="Times New Roman"/>
           <w:b w:val="0"/>
           <w:bCs w:val="0"/>
@@ -6333,7 +7364,7 @@
       </w:r>
       <w:r>
         <w:rPr>
-          <w:rStyle w:val="12"/>
+          <w:rStyle w:val="13"/>
           <w:rFonts w:hint="default" w:ascii="Times New Roman" w:hAnsi="Times New Roman"/>
           <w:b w:val="0"/>
           <w:bCs w:val="0"/>
@@ -6419,7 +7450,7 @@
       </w:r>
       <w:r>
         <w:rPr>
-          <w:rStyle w:val="12"/>
+          <w:rStyle w:val="13"/>
           <w:rFonts w:hint="default" w:ascii="Times New Roman" w:hAnsi="Times New Roman"/>
           <w:b w:val="0"/>
           <w:bCs w:val="0"/>
@@ -6505,7 +7536,7 @@
       </w:r>
       <w:r>
         <w:rPr>
-          <w:rStyle w:val="12"/>
+          <w:rStyle w:val="13"/>
           <w:rFonts w:hint="default" w:ascii="Times New Roman" w:hAnsi="Times New Roman"/>
           <w:b w:val="0"/>
           <w:bCs w:val="0"/>
@@ -6591,7 +7622,7 @@
       </w:r>
       <w:r>
         <w:rPr>
-          <w:rStyle w:val="12"/>
+          <w:rStyle w:val="13"/>
           <w:rFonts w:hint="default" w:ascii="Times New Roman" w:hAnsi="Times New Roman"/>
           <w:b w:val="0"/>
           <w:bCs w:val="0"/>
@@ -6677,7 +7708,7 @@
       </w:r>
       <w:r>
         <w:rPr>
-          <w:rStyle w:val="12"/>
+          <w:rStyle w:val="13"/>
           <w:rFonts w:hint="default" w:ascii="Times New Roman" w:hAnsi="Times New Roman"/>
           <w:b w:val="0"/>
           <w:bCs w:val="0"/>
@@ -6763,7 +7794,7 @@
       </w:r>
       <w:r>
         <w:rPr>
-          <w:rStyle w:val="12"/>
+          <w:rStyle w:val="13"/>
           <w:rFonts w:hint="default" w:ascii="Times New Roman" w:hAnsi="Times New Roman"/>
           <w:b w:val="0"/>
           <w:bCs w:val="0"/>
@@ -6849,7 +7880,7 @@
       </w:r>
       <w:r>
         <w:rPr>
-          <w:rStyle w:val="12"/>
+          <w:rStyle w:val="13"/>
           <w:rFonts w:hint="default" w:ascii="Times New Roman" w:hAnsi="Times New Roman"/>
           <w:b w:val="0"/>
           <w:bCs w:val="0"/>
@@ -6935,7 +7966,7 @@
       </w:r>
       <w:r>
         <w:rPr>
-          <w:rStyle w:val="12"/>
+          <w:rStyle w:val="13"/>
           <w:rFonts w:hint="default" w:ascii="Times New Roman" w:hAnsi="Times New Roman"/>
           <w:b w:val="0"/>
           <w:bCs w:val="0"/>
@@ -7032,7 +8063,7 @@
       </w:r>
       <w:r>
         <w:rPr>
-          <w:rStyle w:val="12"/>
+          <w:rStyle w:val="13"/>
           <w:rFonts w:hint="default"/>
           <w:b w:val="0"/>
           <w:bCs w:val="0"/>
@@ -7129,7 +8160,7 @@
       </w:r>
       <w:r>
         <w:rPr>
-          <w:rStyle w:val="12"/>
+          <w:rStyle w:val="13"/>
           <w:rFonts w:hint="default"/>
           <w:b w:val="0"/>
           <w:bCs w:val="0"/>
@@ -7226,7 +8257,7 @@
       </w:r>
       <w:r>
         <w:rPr>
-          <w:rStyle w:val="12"/>
+          <w:rStyle w:val="13"/>
           <w:rFonts w:hint="default"/>
           <w:b w:val="0"/>
           <w:bCs w:val="0"/>
@@ -7345,7 +8376,7 @@
       </w:r>
       <w:r>
         <w:rPr>
-          <w:rStyle w:val="12"/>
+          <w:rStyle w:val="13"/>
           <w:rFonts w:hint="default"/>
           <w:b w:val="0"/>
           <w:bCs w:val="0"/>
@@ -7442,7 +8473,7 @@
       </w:r>
       <w:r>
         <w:rPr>
-          <w:rStyle w:val="12"/>
+          <w:rStyle w:val="13"/>
           <w:rFonts w:hint="default"/>
           <w:b w:val="0"/>
           <w:bCs w:val="0"/>
@@ -7539,7 +8570,7 @@
       </w:r>
       <w:r>
         <w:rPr>
-          <w:rStyle w:val="12"/>
+          <w:rStyle w:val="13"/>
           <w:rFonts w:hint="default"/>
           <w:b w:val="0"/>
           <w:bCs w:val="0"/>
@@ -7636,7 +8667,7 @@
       </w:r>
       <w:r>
         <w:rPr>
-          <w:rStyle w:val="12"/>
+          <w:rStyle w:val="13"/>
           <w:rFonts w:hint="default"/>
           <w:b w:val="0"/>
           <w:bCs w:val="0"/>
@@ -7733,7 +8764,7 @@
       </w:r>
       <w:r>
         <w:rPr>
-          <w:rStyle w:val="12"/>
+          <w:rStyle w:val="13"/>
           <w:rFonts w:hint="default"/>
           <w:b w:val="0"/>
           <w:bCs w:val="0"/>
@@ -7830,7 +8861,7 @@
       </w:r>
       <w:r>
         <w:rPr>
-          <w:rStyle w:val="12"/>
+          <w:rStyle w:val="13"/>
           <w:rFonts w:hint="default"/>
           <w:b w:val="0"/>
           <w:bCs w:val="0"/>
@@ -7927,7 +8958,7 @@
       </w:r>
       <w:r>
         <w:rPr>
-          <w:rStyle w:val="12"/>
+          <w:rStyle w:val="13"/>
           <w:rFonts w:hint="default"/>
           <w:b w:val="0"/>
           <w:bCs w:val="0"/>
@@ -8024,7 +9055,7 @@
       </w:r>
       <w:r>
         <w:rPr>
-          <w:rStyle w:val="12"/>
+          <w:rStyle w:val="13"/>
           <w:rFonts w:hint="default"/>
           <w:b w:val="0"/>
           <w:bCs w:val="0"/>
@@ -8105,7 +9136,7 @@
 <w:ftr xmlns:wpc="http://schemas.microsoft.com/office/word/2010/wordprocessingCanvas" xmlns:mc="http://schemas.openxmlformats.org/markup-compatibility/2006" xmlns:o="urn:schemas-microsoft-com:office:office" xmlns:r="http://schemas.openxmlformats.org/officeDocument/2006/relationships" xmlns:m="http://schemas.openxmlformats.org/officeDocument/2006/math" xmlns:v="urn:schemas-microsoft-com:vml" xmlns:wp14="http://schemas.microsoft.com/office/word/2010/wordprocessingDrawing" xmlns:wp="http://schemas.openxmlformats.org/drawingml/2006/wordprocessingDrawing" xmlns:w10="urn:schemas-microsoft-com:office:word" xmlns:w="http://schemas.openxmlformats.org/wordprocessingml/2006/main" xmlns:w14="http://schemas.microsoft.com/office/word/2010/wordml" xmlns:w15="http://schemas.microsoft.com/office/word/2012/wordml" xmlns:wpg="http://schemas.microsoft.com/office/word/2010/wordprocessingGroup" xmlns:wpi="http://schemas.microsoft.com/office/word/2010/wordprocessingInk" xmlns:wne="http://schemas.microsoft.com/office/word/2006/wordml" xmlns:wps="http://schemas.microsoft.com/office/word/2010/wordprocessingShape" xmlns:wpsCustomData="http://www.wps.cn/officeDocument/2013/wpsCustomData" mc:Ignorable="w14 w15 wp14">
   <w:p>
     <w:pPr>
-      <w:pStyle w:val="9"/>
+      <w:pStyle w:val="10"/>
     </w:pPr>
     <w:r>
       <w:rPr>
@@ -8162,7 +9193,7 @@
                       <w:txbxContent>
                         <w:p>
                           <w:pPr>
-                            <w:pStyle w:val="9"/>
+                            <w:pStyle w:val="10"/>
                           </w:pPr>
                           <w:r>
                             <w:fldChar w:fldCharType="begin"/>
@@ -8202,7 +9233,7 @@
                 <w:txbxContent>
                   <w:p>
                     <w:pPr>
-                      <w:pStyle w:val="9"/>
+                      <w:pStyle w:val="10"/>
                     </w:pPr>
                     <w:r>
                       <w:fldChar w:fldCharType="begin"/>
@@ -8315,7 +9346,7 @@
     <w:lsdException w:unhideWhenUsed="0" w:uiPriority="0" w:semiHidden="0" w:name="index 8"/>
     <w:lsdException w:unhideWhenUsed="0" w:uiPriority="0" w:semiHidden="0" w:name="index 9"/>
     <w:lsdException w:qFormat="1" w:unhideWhenUsed="0" w:uiPriority="0" w:semiHidden="0" w:name="toc 1"/>
-    <w:lsdException w:unhideWhenUsed="0" w:uiPriority="0" w:semiHidden="0" w:name="toc 2"/>
+    <w:lsdException w:qFormat="1" w:unhideWhenUsed="0" w:uiPriority="0" w:semiHidden="0" w:name="toc 2"/>
     <w:lsdException w:qFormat="1" w:unhideWhenUsed="0" w:uiPriority="0" w:semiHidden="0" w:name="toc 3"/>
     <w:lsdException w:unhideWhenUsed="0" w:uiPriority="0" w:semiHidden="0" w:name="toc 4"/>
     <w:lsdException w:unhideWhenUsed="0" w:uiPriority="0" w:semiHidden="0" w:name="toc 5"/>
@@ -8563,7 +9594,7 @@
     <w:name w:val="heading 1"/>
     <w:basedOn w:val="3"/>
     <w:next w:val="1"/>
-    <w:link w:val="20"/>
+    <w:link w:val="21"/>
     <w:qFormat/>
     <w:uiPriority w:val="0"/>
     <w:pPr>
@@ -8582,6 +9613,7 @@
     <w:name w:val="heading 2"/>
     <w:basedOn w:val="1"/>
     <w:next w:val="1"/>
+    <w:link w:val="22"/>
     <w:unhideWhenUsed/>
     <w:qFormat/>
     <w:uiPriority w:val="0"/>
@@ -8618,12 +9650,33 @@
       <w:lang w:val="en-US" w:eastAsia="zh-CN" w:bidi="ar"/>
     </w:rPr>
   </w:style>
-  <w:style w:type="character" w:default="1" w:styleId="6">
+  <w:style w:type="paragraph" w:styleId="6">
+    <w:name w:val="heading 4"/>
+    <w:next w:val="1"/>
+    <w:semiHidden/>
+    <w:unhideWhenUsed/>
+    <w:qFormat/>
+    <w:uiPriority w:val="0"/>
+    <w:pPr>
+      <w:spacing w:before="0" w:beforeAutospacing="1" w:after="0" w:afterAutospacing="1"/>
+      <w:jc w:val="left"/>
+    </w:pPr>
+    <w:rPr>
+      <w:rFonts w:hint="eastAsia" w:ascii="SimSun" w:hAnsi="SimSun" w:eastAsia="SimSun" w:cs="SimSun"/>
+      <w:b/>
+      <w:bCs/>
+      <w:kern w:val="0"/>
+      <w:sz w:val="24"/>
+      <w:szCs w:val="24"/>
+      <w:lang w:val="en-US" w:eastAsia="zh-CN" w:bidi="ar"/>
+    </w:rPr>
+  </w:style>
+  <w:style w:type="character" w:default="1" w:styleId="7">
     <w:name w:val="Default Paragraph Font"/>
     <w:qFormat/>
     <w:uiPriority w:val="0"/>
   </w:style>
-  <w:style w:type="table" w:default="1" w:styleId="7">
+  <w:style w:type="table" w:default="1" w:styleId="8">
     <w:name w:val="Normal Table"/>
     <w:semiHidden/>
     <w:uiPriority w:val="0"/>
@@ -8645,9 +9698,9 @@
       <w:szCs w:val="24"/>
     </w:rPr>
   </w:style>
-  <w:style w:type="character" w:styleId="8">
+  <w:style w:type="character" w:styleId="9">
     <w:name w:val="Emphasis"/>
-    <w:basedOn w:val="6"/>
+    <w:basedOn w:val="7"/>
     <w:qFormat/>
     <w:uiPriority w:val="0"/>
     <w:rPr>
@@ -8655,7 +9708,7 @@
       <w:iCs/>
     </w:rPr>
   </w:style>
-  <w:style w:type="paragraph" w:styleId="9">
+  <w:style w:type="paragraph" w:styleId="10">
     <w:name w:val="footer"/>
     <w:basedOn w:val="1"/>
     <w:qFormat/>
@@ -8673,7 +9726,7 @@
       <w:szCs w:val="18"/>
     </w:rPr>
   </w:style>
-  <w:style w:type="paragraph" w:styleId="10">
+  <w:style w:type="paragraph" w:styleId="11">
     <w:name w:val="header"/>
     <w:basedOn w:val="1"/>
     <w:uiPriority w:val="0"/>
@@ -8689,9 +9742,9 @@
       <w:szCs w:val="18"/>
     </w:rPr>
   </w:style>
-  <w:style w:type="character" w:styleId="11">
+  <w:style w:type="character" w:styleId="12">
     <w:name w:val="HTML Code"/>
-    <w:basedOn w:val="6"/>
+    <w:basedOn w:val="7"/>
     <w:uiPriority w:val="0"/>
     <w:rPr>
       <w:rFonts w:ascii="Courier New" w:hAnsi="Courier New" w:cs="Courier New"/>
@@ -8699,9 +9752,9 @@
       <w:szCs w:val="20"/>
     </w:rPr>
   </w:style>
-  <w:style w:type="character" w:styleId="12">
+  <w:style w:type="character" w:styleId="13">
     <w:name w:val="Hyperlink"/>
-    <w:basedOn w:val="6"/>
+    <w:basedOn w:val="7"/>
     <w:qFormat/>
     <w:uiPriority w:val="0"/>
     <w:rPr>
@@ -8709,9 +9762,9 @@
       <w:u w:val="single"/>
     </w:rPr>
   </w:style>
-  <w:style w:type="character" w:styleId="13">
+  <w:style w:type="character" w:styleId="14">
     <w:name w:val="Strong"/>
-    <w:basedOn w:val="6"/>
+    <w:basedOn w:val="7"/>
     <w:qFormat/>
     <w:uiPriority w:val="0"/>
     <w:rPr>
@@ -8719,23 +9772,24 @@
       <w:bCs/>
     </w:rPr>
   </w:style>
-  <w:style w:type="paragraph" w:styleId="14">
+  <w:style w:type="paragraph" w:styleId="15">
     <w:name w:val="toc 1"/>
     <w:basedOn w:val="1"/>
     <w:next w:val="1"/>
     <w:qFormat/>
     <w:uiPriority w:val="0"/>
   </w:style>
-  <w:style w:type="paragraph" w:styleId="15">
+  <w:style w:type="paragraph" w:styleId="16">
     <w:name w:val="toc 2"/>
     <w:basedOn w:val="1"/>
     <w:next w:val="1"/>
+    <w:qFormat/>
     <w:uiPriority w:val="0"/>
     <w:pPr>
       <w:ind w:left="420" w:leftChars="200"/>
     </w:pPr>
   </w:style>
-  <w:style w:type="paragraph" w:styleId="16">
+  <w:style w:type="paragraph" w:styleId="17">
     <w:name w:val="toc 3"/>
     <w:basedOn w:val="1"/>
     <w:next w:val="1"/>
@@ -8745,9 +9799,10 @@
       <w:ind w:left="840" w:leftChars="400"/>
     </w:pPr>
   </w:style>
-  <w:style w:type="paragraph" w:customStyle="1" w:styleId="17">
+  <w:style w:type="paragraph" w:customStyle="1" w:styleId="18">
     <w:name w:val="WPSOffice手动目录 1"/>
-    <w:link w:val="19"/>
+    <w:link w:val="20"/>
+    <w:qFormat/>
     <w:uiPriority w:val="0"/>
     <w:pPr>
       <w:ind w:leftChars="0"/>
@@ -8758,9 +9813,10 @@
       <w:szCs w:val="20"/>
     </w:rPr>
   </w:style>
-  <w:style w:type="character" w:customStyle="1" w:styleId="18">
+  <w:style w:type="character" w:customStyle="1" w:styleId="19">
     <w:name w:val="Footnote"/>
-    <w:basedOn w:val="6"/>
+    <w:basedOn w:val="7"/>
+    <w:qFormat/>
     <w:uiPriority w:val="0"/>
     <w:rPr>
       <w:rFonts w:ascii="Times New Roman" w:hAnsi="Times New Roman" w:cs="Times New Roman" w:eastAsiaTheme="minorEastAsia"/>
@@ -8768,16 +9824,17 @@
       <w:lang w:val="en-US" w:eastAsia="zh-CN" w:bidi="ar-SA"/>
     </w:rPr>
   </w:style>
-  <w:style w:type="character" w:customStyle="1" w:styleId="19">
+  <w:style w:type="character" w:customStyle="1" w:styleId="20">
     <w:name w:val="WPSOffice手动目录 1 Char"/>
-    <w:link w:val="17"/>
+    <w:link w:val="18"/>
+    <w:qFormat/>
     <w:uiPriority w:val="0"/>
     <w:rPr>
       <w:sz w:val="20"/>
       <w:szCs w:val="20"/>
     </w:rPr>
   </w:style>
-  <w:style w:type="character" w:customStyle="1" w:styleId="20">
+  <w:style w:type="character" w:customStyle="1" w:styleId="21">
     <w:name w:val="Heading 1 Char"/>
     <w:link w:val="2"/>
     <w:qFormat/>
@@ -8787,6 +9844,17 @@
       <w:bCs/>
       <w:sz w:val="28"/>
       <w:szCs w:val="28"/>
+    </w:rPr>
+  </w:style>
+  <w:style w:type="character" w:customStyle="1" w:styleId="22">
+    <w:name w:val="Heading 2 Char"/>
+    <w:link w:val="4"/>
+    <w:uiPriority w:val="0"/>
+    <w:rPr>
+      <w:b/>
+      <w:bCs/>
+      <w:sz w:val="28"/>
+      <w:szCs w:val="26"/>
     </w:rPr>
   </w:style>
 </w:styles>

--- a/document/diploma.docx
+++ b/document/diploma.docx
@@ -6138,15 +6138,7 @@
         <w:t>component</w:t>
       </w:r>
       <w:r>
-        <w:t xml:space="preserve"> serves as the top-level composition layer, orchestrating the interaction </w:t>
-      </w:r>
-      <w:bookmarkStart w:id="26" w:name="_GoBack"/>
-      <w:r>
-        <w:t>b</w:t>
-      </w:r>
-      <w:bookmarkEnd w:id="26"/>
-      <w:r>
-        <w:t xml:space="preserve">etween the </w:t>
+        <w:t xml:space="preserve"> serves as the top-level composition layer, orchestrating the interaction between the </w:t>
       </w:r>
       <w:r>
         <w:rPr>
@@ -6980,6 +6972,1082 @@
         </w:rPr>
         <w:t>, as shown on Fig 4.2.</w:t>
       </w:r>
+    </w:p>
+    <w:p>
+      <w:pPr>
+        <w:pStyle w:val="4"/>
+        <w:bidi w:val="0"/>
+        <w:rPr>
+          <w:rFonts w:hint="default"/>
+          <w:lang w:val="en-US"/>
+        </w:rPr>
+      </w:pPr>
+      <w:r>
+        <w:rPr>
+          <w:rFonts w:hint="default"/>
+          <w:lang w:val="en-US"/>
+        </w:rPr>
+        <w:t>BACKEND</w:t>
+      </w:r>
+    </w:p>
+    <w:p>
+      <w:pPr>
+        <w:bidi w:val="0"/>
+        <w:ind w:firstLine="850" w:firstLineChars="0"/>
+      </w:pPr>
+      <w:r>
+        <w:t xml:space="preserve">The backend module is implemented in ASP.NET Core and is organized into </w:t>
+      </w:r>
+      <w:r>
+        <w:rPr>
+          <w:rFonts w:hint="default"/>
+          <w:lang w:val="en-US"/>
+        </w:rPr>
+        <w:t>three</w:t>
+      </w:r>
+      <w:r>
+        <w:t xml:space="preserve"> distinct projects, each with a clearly defined responsibility: </w:t>
+      </w:r>
+      <w:r>
+        <w:rPr>
+          <w:rFonts w:hint="default"/>
+          <w:i/>
+          <w:iCs/>
+          <w:lang w:val="en-US"/>
+        </w:rPr>
+        <w:t>PlantDiseaseDetection.</w:t>
+      </w:r>
+      <w:r>
+        <w:rPr>
+          <w:i/>
+          <w:iCs/>
+        </w:rPr>
+        <w:t>WebApi.Api</w:t>
+      </w:r>
+      <w:r>
+        <w:t xml:space="preserve"> serves as the main application host, </w:t>
+      </w:r>
+      <w:r>
+        <w:rPr>
+          <w:rFonts w:hint="default"/>
+          <w:i/>
+          <w:iCs/>
+          <w:lang w:val="en-US"/>
+        </w:rPr>
+        <w:t>PlantDiseaseDetection.</w:t>
+      </w:r>
+      <w:r>
+        <w:rPr>
+          <w:i/>
+          <w:iCs/>
+        </w:rPr>
+        <w:t>Engine.Contracts</w:t>
+      </w:r>
+      <w:r>
+        <w:t xml:space="preserve"> defines the abstraction boundary between the API and the engine</w:t>
+      </w:r>
+      <w:r>
+        <w:rPr>
+          <w:rFonts w:hint="default"/>
+          <w:lang w:val="en-US"/>
+        </w:rPr>
+        <w:t xml:space="preserve"> and</w:t>
+      </w:r>
+      <w:r>
+        <w:t xml:space="preserve"> </w:t>
+      </w:r>
+      <w:r>
+        <w:rPr>
+          <w:rFonts w:hint="default"/>
+          <w:i/>
+          <w:iCs/>
+          <w:lang w:val="en-US"/>
+        </w:rPr>
+        <w:t>PlantDiseaseDetection.</w:t>
+      </w:r>
+      <w:r>
+        <w:rPr>
+          <w:i/>
+          <w:iCs/>
+        </w:rPr>
+        <w:t>Engine.Rust</w:t>
+      </w:r>
+      <w:r>
+        <w:t xml:space="preserve"> provides the concrete implementation that communicates with the Rust DLL</w:t>
+      </w:r>
+      <w:r>
+        <w:rPr>
+          <w:rFonts w:hint="default"/>
+          <w:lang w:val="en-US"/>
+        </w:rPr>
+        <w:t>.</w:t>
+      </w:r>
+    </w:p>
+    <w:p>
+      <w:pPr>
+        <w:pStyle w:val="5"/>
+        <w:bidi w:val="0"/>
+        <w:rPr>
+          <w:rFonts w:hint="default"/>
+          <w:lang w:val="en-US"/>
+        </w:rPr>
+      </w:pPr>
+      <w:r>
+        <w:rPr>
+          <w:rFonts w:hint="default"/>
+          <w:lang w:val="en-US"/>
+        </w:rPr>
+        <w:t>PLANTDISEASEDETECTION.WEBAPI</w:t>
+      </w:r>
+      <w:r>
+        <w:t>.</w:t>
+      </w:r>
+      <w:r>
+        <w:rPr>
+          <w:rFonts w:hint="default"/>
+          <w:lang w:val="en-US"/>
+        </w:rPr>
+        <w:t>API</w:t>
+      </w:r>
+    </w:p>
+    <w:p>
+      <w:pPr>
+        <w:bidi w:val="0"/>
+        <w:ind w:firstLine="850" w:firstLineChars="0"/>
+      </w:pPr>
+      <w:r>
+        <w:t>The main API project contains all ASP.NET Core infrastructure</w:t>
+      </w:r>
+      <w:r>
+        <w:rPr>
+          <w:rFonts w:hint="default"/>
+          <w:lang w:val="en-US"/>
+        </w:rPr>
+        <w:t>, such as</w:t>
+      </w:r>
+      <w:r>
+        <w:t xml:space="preserve"> controllers, configuration, middleware, and exception handling</w:t>
+      </w:r>
+      <w:r>
+        <w:rPr>
+          <w:rFonts w:hint="default"/>
+          <w:lang w:val="en-US"/>
+        </w:rPr>
+        <w:t>,</w:t>
+      </w:r>
+      <w:r>
+        <w:t xml:space="preserve"> and serves as the composition root of the application.</w:t>
+      </w:r>
+    </w:p>
+    <w:p>
+      <w:pPr>
+        <w:bidi w:val="0"/>
+        <w:ind w:firstLine="850" w:firstLineChars="0"/>
+      </w:pPr>
+      <w:r>
+        <w:rPr>
+          <w:b/>
+          <w:bCs/>
+        </w:rPr>
+        <w:t>Configuration</w:t>
+      </w:r>
+      <w:r>
+        <w:rPr>
+          <w:rFonts w:hint="default"/>
+          <w:b/>
+          <w:bCs/>
+          <w:lang w:val="en-US"/>
+        </w:rPr>
+        <w:t xml:space="preserve"> -</w:t>
+      </w:r>
+      <w:r>
+        <w:t xml:space="preserve"> Application configuration is handled via </w:t>
+      </w:r>
+      <w:r>
+        <w:rPr>
+          <w:i/>
+          <w:iCs/>
+        </w:rPr>
+        <w:t>ApiConfiguration</w:t>
+      </w:r>
+      <w:r>
+        <w:rPr>
+          <w:rFonts w:hint="default"/>
+          <w:i/>
+          <w:iCs/>
+          <w:lang w:val="en-US"/>
+        </w:rPr>
+        <w:t xml:space="preserve"> </w:t>
+      </w:r>
+      <w:r>
+        <w:rPr>
+          <w:rFonts w:hint="default"/>
+          <w:i w:val="0"/>
+          <w:iCs w:val="0"/>
+          <w:lang w:val="en-US"/>
+        </w:rPr>
+        <w:t>class</w:t>
+      </w:r>
+      <w:r>
+        <w:t xml:space="preserve">, which is loaded from </w:t>
+      </w:r>
+      <w:r>
+        <w:rPr>
+          <w:i/>
+          <w:iCs/>
+        </w:rPr>
+        <w:t>appsettings.json</w:t>
+      </w:r>
+      <w:r>
+        <w:t xml:space="preserve"> at startup and eagerly validated, ensuring that any missing or malformed configuration values cause the application to fail fast at startup rather than at runtime when the values are first consumed. Configuration values include </w:t>
+      </w:r>
+      <w:r>
+        <w:rPr>
+          <w:rFonts w:hint="default"/>
+          <w:lang w:val="en-US"/>
+        </w:rPr>
+        <w:t>rate limiting configuration and device used for inference by engine</w:t>
+      </w:r>
+      <w:r>
+        <w:t xml:space="preserve">. The </w:t>
+      </w:r>
+      <w:r>
+        <w:rPr>
+          <w:i/>
+          <w:iCs/>
+        </w:rPr>
+        <w:t>ConfigurationExtensions</w:t>
+      </w:r>
+      <w:r>
+        <w:t xml:space="preserve"> class provides the registration logic that binds the configuration section to the typed </w:t>
+      </w:r>
+      <w:r>
+        <w:rPr>
+          <w:i/>
+          <w:iCs/>
+        </w:rPr>
+        <w:t>ApiConfiguration</w:t>
+      </w:r>
+      <w:r>
+        <w:t xml:space="preserve"> object and registers it with ASP.NET Core's dependency injection container.</w:t>
+      </w:r>
+    </w:p>
+    <w:p>
+      <w:pPr>
+        <w:bidi w:val="0"/>
+        <w:ind w:firstLine="850" w:firstLineChars="0"/>
+      </w:pPr>
+      <w:r>
+        <w:rPr>
+          <w:b/>
+          <w:bCs/>
+        </w:rPr>
+        <w:t>Controllers</w:t>
+      </w:r>
+      <w:r>
+        <w:t xml:space="preserve"> The API exposes two controllers:</w:t>
+      </w:r>
+    </w:p>
+    <w:p>
+      <w:pPr>
+        <w:bidi w:val="0"/>
+        <w:ind w:firstLine="850" w:firstLineChars="0"/>
+        <w:rPr>
+          <w:rFonts w:hint="default"/>
+          <w:lang w:val="en-US"/>
+        </w:rPr>
+      </w:pPr>
+      <w:r>
+        <w:rPr>
+          <w:i/>
+          <w:iCs/>
+        </w:rPr>
+        <w:t>InferenceController</w:t>
+      </w:r>
+      <w:r>
+        <w:t xml:space="preserve"> </w:t>
+      </w:r>
+      <w:r>
+        <w:rPr>
+          <w:rFonts w:hint="default"/>
+          <w:lang w:val="en-US"/>
+        </w:rPr>
+        <w:t>-</w:t>
+      </w:r>
+      <w:r>
+        <w:t xml:space="preserve"> accepts incoming image data as a binary </w:t>
+      </w:r>
+      <w:r>
+        <w:rPr>
+          <w:i/>
+          <w:iCs/>
+        </w:rPr>
+        <w:t>application/octet-stream</w:t>
+      </w:r>
+      <w:r>
+        <w:t xml:space="preserve"> request body and forwards it to the engine via </w:t>
+      </w:r>
+      <w:r>
+        <w:rPr>
+          <w:i/>
+          <w:iCs/>
+        </w:rPr>
+        <w:t>IInferenceEngine</w:t>
+      </w:r>
+      <w:r>
+        <w:t>, returning the resulting vector of 38 raw logits to the caller. The controller operates exclusively on streams, avoiding unnecessary buffering of the image data into memory.</w:t>
+      </w:r>
+      <w:r>
+        <w:rPr>
+          <w:rFonts w:hint="default"/>
+          <w:lang w:val="en-US"/>
+        </w:rPr>
+        <w:t xml:space="preserve"> Exposed HTTP endpoints: POST /api/v{apiVersion}/inference</w:t>
+      </w:r>
+    </w:p>
+    <w:p>
+      <w:pPr>
+        <w:bidi w:val="0"/>
+        <w:ind w:firstLine="850" w:firstLineChars="0"/>
+        <w:rPr>
+          <w:rFonts w:hint="default"/>
+          <w:lang w:val="en-US"/>
+        </w:rPr>
+      </w:pPr>
+      <w:r>
+        <w:rPr>
+          <w:i/>
+          <w:iCs/>
+        </w:rPr>
+        <w:t>MetadataController</w:t>
+      </w:r>
+      <w:r>
+        <w:t xml:space="preserve"> </w:t>
+      </w:r>
+      <w:r>
+        <w:rPr>
+          <w:rFonts w:hint="default"/>
+          <w:lang w:val="en-US"/>
+        </w:rPr>
+        <w:t>-</w:t>
+      </w:r>
+      <w:r>
+        <w:t xml:space="preserve"> exposes two endpoints serving the classification label set and the model input size, both sourced from </w:t>
+      </w:r>
+      <w:r>
+        <w:rPr>
+          <w:i/>
+          <w:iCs/>
+        </w:rPr>
+        <w:t>IMetadataSource</w:t>
+      </w:r>
+      <w:r>
+        <w:t>. These values are static for the lifetime of the application and are cached at the engine layer, so the controller simply delegates to the interface without any additional caching logic.</w:t>
+      </w:r>
+      <w:r>
+        <w:rPr>
+          <w:rFonts w:hint="default"/>
+          <w:lang w:val="en-US"/>
+        </w:rPr>
+        <w:t xml:space="preserve"> Exposed HTTP endpoints: GET /api/v{apiVersion}/metadata/labels, GET /api/v{apiVersion}/metadata/input-size.</w:t>
+      </w:r>
+    </w:p>
+    <w:p>
+      <w:pPr>
+        <w:bidi w:val="0"/>
+        <w:ind w:firstLine="850" w:firstLineChars="0"/>
+      </w:pPr>
+      <w:r>
+        <w:rPr>
+          <w:b/>
+          <w:bCs/>
+        </w:rPr>
+        <w:t>API Versioning</w:t>
+      </w:r>
+      <w:r>
+        <w:t xml:space="preserve"> API versioning is managed via</w:t>
+      </w:r>
+      <w:r>
+        <w:rPr>
+          <w:rFonts w:hint="default"/>
+          <w:lang w:val="en-US"/>
+        </w:rPr>
+        <w:t xml:space="preserve"> ASP NET Core’s out-of-the-box tooling via </w:t>
+      </w:r>
+      <w:r>
+        <w:rPr>
+          <w:rFonts w:hint="default"/>
+          <w:i/>
+          <w:iCs/>
+          <w:lang w:val="en-US"/>
+        </w:rPr>
+        <w:t xml:space="preserve">AddApiVersions </w:t>
+      </w:r>
+      <w:r>
+        <w:rPr>
+          <w:rFonts w:hint="default"/>
+          <w:i w:val="0"/>
+          <w:iCs w:val="0"/>
+          <w:lang w:val="en-US"/>
+        </w:rPr>
+        <w:t>and actual versions defined inside controllers.</w:t>
+      </w:r>
+      <w:r>
+        <w:t xml:space="preserve"> </w:t>
+      </w:r>
+      <w:r>
+        <w:rPr>
+          <w:i/>
+          <w:iCs/>
+        </w:rPr>
+        <w:t>ApiVersions</w:t>
+      </w:r>
+      <w:r>
+        <w:rPr>
+          <w:rFonts w:hint="default"/>
+          <w:i/>
+          <w:iCs/>
+          <w:lang w:val="en-US"/>
+        </w:rPr>
+        <w:t xml:space="preserve"> </w:t>
+      </w:r>
+      <w:r>
+        <w:rPr>
+          <w:rFonts w:hint="default"/>
+          <w:i w:val="0"/>
+          <w:iCs w:val="0"/>
+          <w:lang w:val="en-US"/>
+        </w:rPr>
+        <w:t>holds constants for unification of API versions for convenience</w:t>
+      </w:r>
+      <w:r>
+        <w:t>.</w:t>
+      </w:r>
+    </w:p>
+    <w:p>
+      <w:pPr>
+        <w:bidi w:val="0"/>
+        <w:ind w:firstLine="850" w:firstLineChars="0"/>
+      </w:pPr>
+      <w:r>
+        <w:rPr>
+          <w:b/>
+          <w:bCs/>
+        </w:rPr>
+        <w:t>Error Handling</w:t>
+      </w:r>
+      <w:r>
+        <w:t xml:space="preserve"> Global exception handling is implemented via </w:t>
+      </w:r>
+      <w:r>
+        <w:rPr>
+          <w:i/>
+          <w:iCs/>
+        </w:rPr>
+        <w:t>GlobalExceptionHandler</w:t>
+      </w:r>
+      <w:r>
+        <w:t xml:space="preserve">, registered as an ASP.NET Core exception handler. It intercepts all unhandled exceptions propagating through the request pipeline and maps them to consistent, structured JSON error responses using the </w:t>
+      </w:r>
+      <w:r>
+        <w:rPr>
+          <w:i/>
+          <w:iCs/>
+        </w:rPr>
+        <w:t>ErrorResponse</w:t>
+      </w:r>
+      <w:r>
+        <w:t xml:space="preserve"> model defined in the </w:t>
+      </w:r>
+      <w:r>
+        <w:rPr>
+          <w:i/>
+          <w:iCs/>
+        </w:rPr>
+        <w:t>Utils</w:t>
+      </w:r>
+      <w:r>
+        <w:t xml:space="preserve"> folder, ensuring that the frontend always receives a predictable error contract regardless of the nature of the underlying failure.</w:t>
+      </w:r>
+    </w:p>
+    <w:p>
+      <w:pPr>
+        <w:bidi w:val="0"/>
+        <w:ind w:firstLine="850" w:firstLineChars="0"/>
+      </w:pPr>
+      <w:r>
+        <w:rPr>
+          <w:b/>
+          <w:bCs/>
+        </w:rPr>
+        <w:t>Rate Limiting</w:t>
+      </w:r>
+      <w:r>
+        <w:t xml:space="preserve"> Request rate limiting is implemented using ASP.NET Core's built-in </w:t>
+      </w:r>
+      <w:r>
+        <w:rPr>
+          <w:i/>
+          <w:iCs/>
+        </w:rPr>
+        <w:t>UseRateLimiter</w:t>
+      </w:r>
+      <w:r>
+        <w:t xml:space="preserve"> middleware, configured with thresholds sourced from </w:t>
+      </w:r>
+      <w:r>
+        <w:rPr>
+          <w:i/>
+          <w:iCs/>
+        </w:rPr>
+        <w:t>ApiConfiguration</w:t>
+      </w:r>
+      <w:r>
+        <w:t>. This enforces a server-wide cap on the number of requests processed within a given time window, protecting the system from resource exhaustion under high concurrent load.</w:t>
+      </w:r>
+    </w:p>
+    <w:p>
+      <w:pPr>
+        <w:pStyle w:val="5"/>
+        <w:bidi w:val="0"/>
+        <w:rPr>
+          <w:rFonts w:hint="default"/>
+          <w:lang w:val="en-US"/>
+        </w:rPr>
+      </w:pPr>
+      <w:r>
+        <w:rPr>
+          <w:rFonts w:hint="default"/>
+          <w:lang w:val="en-US"/>
+        </w:rPr>
+        <w:t>PLANTDISEASEDETECTION.WEBAPI</w:t>
+      </w:r>
+      <w:r>
+        <w:t>.</w:t>
+      </w:r>
+      <w:r>
+        <w:rPr>
+          <w:rFonts w:hint="default"/>
+          <w:lang w:val="en-US"/>
+        </w:rPr>
+        <w:t>ENGINE</w:t>
+      </w:r>
+      <w:r>
+        <w:t>.</w:t>
+      </w:r>
+      <w:r>
+        <w:rPr>
+          <w:rFonts w:hint="default"/>
+          <w:lang w:val="en-US"/>
+        </w:rPr>
+        <w:t>CONTRACTS</w:t>
+      </w:r>
+    </w:p>
+    <w:p>
+      <w:pPr>
+        <w:bidi w:val="0"/>
+        <w:ind w:firstLine="850" w:firstLineChars="0"/>
+      </w:pPr>
+      <w:r>
+        <w:t>The contracts project defines the abstraction boundary between the API layer and the engine implementation, consisting of two interfaces:</w:t>
+      </w:r>
+    </w:p>
+    <w:p>
+      <w:pPr>
+        <w:bidi w:val="0"/>
+        <w:ind w:firstLine="850" w:firstLineChars="0"/>
+      </w:pPr>
+      <w:r>
+        <w:rPr>
+          <w:i/>
+          <w:iCs/>
+        </w:rPr>
+        <w:t>IInferenceEngine</w:t>
+      </w:r>
+      <w:r>
+        <w:t xml:space="preserve"> </w:t>
+      </w:r>
+      <w:r>
+        <w:rPr>
+          <w:rFonts w:hint="default"/>
+          <w:lang w:val="en-US"/>
+        </w:rPr>
+        <w:t>-</w:t>
+      </w:r>
+      <w:r>
+        <w:t xml:space="preserve"> defines a single asynchronous method </w:t>
+      </w:r>
+      <w:r>
+        <w:rPr>
+          <w:i/>
+          <w:iCs/>
+        </w:rPr>
+        <w:t>InferAsync(Stream data, int width, int height)</w:t>
+      </w:r>
+      <w:r>
+        <w:t xml:space="preserve"> returning </w:t>
+      </w:r>
+      <w:r>
+        <w:rPr>
+          <w:i/>
+          <w:iCs/>
+        </w:rPr>
+        <w:t>IReadOnlyList&lt;float&gt;</w:t>
+      </w:r>
+      <w:r>
+        <w:t xml:space="preserve">, representing the raw logit vector produced by the model. Accepting a </w:t>
+      </w:r>
+      <w:r>
+        <w:rPr>
+          <w:i/>
+          <w:iCs/>
+        </w:rPr>
+        <w:t>Stream</w:t>
+      </w:r>
+      <w:r>
+        <w:t xml:space="preserve"> rather than a byte array avoids unnecessary memory allocation and keeps the interface agnostic to the source of the image data.</w:t>
+      </w:r>
+    </w:p>
+    <w:p>
+      <w:pPr>
+        <w:bidi w:val="0"/>
+        <w:ind w:firstLine="850" w:firstLineChars="0"/>
+      </w:pPr>
+      <w:r>
+        <w:rPr>
+          <w:i/>
+          <w:iCs/>
+        </w:rPr>
+        <w:t>IMetadataSource</w:t>
+      </w:r>
+      <w:r>
+        <w:t xml:space="preserve"> </w:t>
+      </w:r>
+      <w:r>
+        <w:rPr>
+          <w:rFonts w:hint="default"/>
+          <w:lang w:val="ru-RU"/>
+        </w:rPr>
+        <w:t>-</w:t>
+      </w:r>
+      <w:r>
+        <w:t xml:space="preserve"> defines two methods: </w:t>
+      </w:r>
+      <w:r>
+        <w:rPr>
+          <w:i/>
+          <w:iCs/>
+        </w:rPr>
+        <w:t>GetLabels</w:t>
+      </w:r>
+      <w:r>
+        <w:t xml:space="preserve"> returning </w:t>
+      </w:r>
+      <w:r>
+        <w:rPr>
+          <w:i/>
+          <w:iCs/>
+        </w:rPr>
+        <w:t>IReadOnlyList&lt;string&gt;</w:t>
+      </w:r>
+      <w:r>
+        <w:t xml:space="preserve"> and </w:t>
+      </w:r>
+      <w:r>
+        <w:rPr>
+          <w:i/>
+          <w:iCs/>
+        </w:rPr>
+        <w:t>GetInputSize</w:t>
+      </w:r>
+      <w:r>
+        <w:t xml:space="preserve"> returning </w:t>
+      </w:r>
+      <w:r>
+        <w:rPr>
+          <w:i/>
+          <w:iCs/>
+        </w:rPr>
+        <w:t>IReadOnlyList&lt;int&gt;</w:t>
+      </w:r>
+      <w:r>
+        <w:t>, providing the API layer with access to model metadata without any dependency on the Rust implementation details.</w:t>
+      </w:r>
+    </w:p>
+    <w:p>
+      <w:pPr>
+        <w:bidi w:val="0"/>
+        <w:ind w:firstLine="850" w:firstLineChars="0"/>
+      </w:pPr>
+      <w:r>
+        <w:t>This separation ensures that the API project has no direct dependency on the Rust DLL or any FFI-related code, and that the engine implementation can be swapped out</w:t>
+      </w:r>
+      <w:r>
+        <w:rPr>
+          <w:rFonts w:hint="default"/>
+          <w:lang w:val="en-US"/>
+        </w:rPr>
+        <w:t>,</w:t>
+      </w:r>
+      <w:r>
+        <w:t xml:space="preserve"> for example, for a mock implementation during testing</w:t>
+      </w:r>
+      <w:r>
+        <w:rPr>
+          <w:rFonts w:hint="default"/>
+          <w:lang w:val="en-US"/>
+        </w:rPr>
+        <w:t xml:space="preserve">, </w:t>
+      </w:r>
+      <w:r>
+        <w:t>without any changes to the API layer.</w:t>
+      </w:r>
+    </w:p>
+    <w:p>
+      <w:pPr>
+        <w:pStyle w:val="5"/>
+        <w:bidi w:val="0"/>
+        <w:rPr>
+          <w:rFonts w:hint="default"/>
+          <w:lang w:val="en-US"/>
+        </w:rPr>
+      </w:pPr>
+      <w:r>
+        <w:rPr>
+          <w:rFonts w:hint="default"/>
+          <w:lang w:val="en-US"/>
+        </w:rPr>
+        <w:t>PLANTDISEASEDETECTION.WEBAPI</w:t>
+      </w:r>
+      <w:r>
+        <w:t>.</w:t>
+      </w:r>
+      <w:r>
+        <w:rPr>
+          <w:rFonts w:hint="default"/>
+          <w:lang w:val="en-US"/>
+        </w:rPr>
+        <w:t>ENGINE</w:t>
+      </w:r>
+      <w:r>
+        <w:t>.</w:t>
+      </w:r>
+      <w:r>
+        <w:rPr>
+          <w:rFonts w:hint="default"/>
+          <w:lang w:val="en-US"/>
+        </w:rPr>
+        <w:t>RUST</w:t>
+      </w:r>
+    </w:p>
+    <w:p>
+      <w:pPr>
+        <w:bidi w:val="0"/>
+        <w:ind w:firstLine="850" w:firstLineChars="0"/>
+      </w:pPr>
+      <w:r>
+        <w:t>The Rust engine project provides the concrete implementations of both contracts and manages all aspects of communication with the native Rust DLL.</w:t>
+      </w:r>
+    </w:p>
+    <w:p>
+      <w:pPr>
+        <w:bidi w:val="0"/>
+        <w:ind w:firstLine="850" w:firstLineChars="0"/>
+      </w:pPr>
+      <w:r>
+        <w:rPr>
+          <w:b/>
+          <w:bCs/>
+        </w:rPr>
+        <w:t>DLL Interop</w:t>
+      </w:r>
+      <w:r>
+        <w:t xml:space="preserve"> All native interop is centralized in the </w:t>
+      </w:r>
+      <w:r>
+        <w:rPr>
+          <w:i/>
+          <w:iCs/>
+        </w:rPr>
+        <w:t>Wrappers</w:t>
+      </w:r>
+      <w:r>
+        <w:t xml:space="preserve"> folder, which consists of three files:</w:t>
+      </w:r>
+    </w:p>
+    <w:p>
+      <w:pPr>
+        <w:bidi w:val="0"/>
+        <w:ind w:firstLine="850" w:firstLineChars="0"/>
+      </w:pPr>
+      <w:r>
+        <w:t xml:space="preserve">DllConstants.cs </w:t>
+      </w:r>
+      <w:r>
+        <w:rPr>
+          <w:rFonts w:hint="default"/>
+          <w:lang w:val="en-US"/>
+        </w:rPr>
+        <w:t>-</w:t>
+      </w:r>
+      <w:r>
+        <w:t xml:space="preserve"> defines the DLL location as an internal constant (engine.dll), providing a single point of change should the DLL path or name need to be updated</w:t>
+      </w:r>
+    </w:p>
+    <w:p>
+      <w:pPr>
+        <w:bidi w:val="0"/>
+        <w:ind w:firstLine="850" w:firstLineChars="0"/>
+      </w:pPr>
+      <w:r>
+        <w:t xml:space="preserve">RustModels.cs </w:t>
+      </w:r>
+      <w:r>
+        <w:rPr>
+          <w:rFonts w:hint="default"/>
+          <w:lang w:val="en-US"/>
+        </w:rPr>
+        <w:t>-</w:t>
+      </w:r>
+      <w:r>
+        <w:t xml:space="preserve"> defines the C#-side representations of data structures exchanged across the FFI boundary, ensuring correct memory layout for marshalling between managed and unmanaged memory</w:t>
+      </w:r>
+    </w:p>
+    <w:p>
+      <w:pPr>
+        <w:bidi w:val="0"/>
+        <w:ind w:firstLine="850" w:firstLineChars="0"/>
+      </w:pPr>
+      <w:r>
+        <w:t xml:space="preserve">RustWrapper.cs </w:t>
+      </w:r>
+      <w:r>
+        <w:rPr>
+          <w:rFonts w:hint="default"/>
+          <w:lang w:val="en-US"/>
+        </w:rPr>
+        <w:t>-</w:t>
+      </w:r>
+      <w:r>
+        <w:t xml:space="preserve"> contains all </w:t>
+      </w:r>
+      <w:r>
+        <w:rPr>
+          <w:i/>
+          <w:iCs/>
+        </w:rPr>
+        <w:t>[DllImport]</w:t>
+      </w:r>
+      <w:r>
+        <w:t xml:space="preserve"> P/Invoke declarations, mapping the extern "C" functions exposed by the Rust DLL to callable C# methods</w:t>
+      </w:r>
+    </w:p>
+    <w:p>
+      <w:pPr>
+        <w:bidi w:val="0"/>
+        <w:ind w:firstLine="850" w:firstLineChars="0"/>
+      </w:pPr>
+      <w:r>
+        <w:rPr>
+          <w:b/>
+          <w:bCs/>
+        </w:rPr>
+        <w:t>Engine Services</w:t>
+      </w:r>
+      <w:r>
+        <w:t xml:space="preserve"> Four services build upon the wrapper layer to provide higher-level functionality:</w:t>
+      </w:r>
+    </w:p>
+    <w:p>
+      <w:pPr>
+        <w:bidi w:val="0"/>
+        <w:ind w:firstLine="850" w:firstLineChars="0"/>
+      </w:pPr>
+      <w:r>
+        <w:rPr>
+          <w:i/>
+          <w:iCs/>
+        </w:rPr>
+        <w:t>RustInferenceEngine</w:t>
+      </w:r>
+      <w:r>
+        <w:t xml:space="preserve"> </w:t>
+      </w:r>
+      <w:r>
+        <w:rPr>
+          <w:rFonts w:hint="default"/>
+          <w:lang w:val="en-US"/>
+        </w:rPr>
+        <w:t>-</w:t>
+      </w:r>
+      <w:r>
+        <w:t xml:space="preserve"> implements </w:t>
+      </w:r>
+      <w:r>
+        <w:rPr>
+          <w:i/>
+          <w:iCs/>
+        </w:rPr>
+        <w:t>IInferenceEngine</w:t>
+      </w:r>
+      <w:r>
+        <w:t xml:space="preserve">, accepting image data as a stream and forwarding it to the Rust DLL via </w:t>
+      </w:r>
+      <w:r>
+        <w:rPr>
+          <w:i/>
+          <w:iCs/>
+        </w:rPr>
+        <w:t>RustWrapper</w:t>
+      </w:r>
+      <w:r>
+        <w:t>, returning the resulting logit vector to the caller</w:t>
+      </w:r>
+    </w:p>
+    <w:p>
+      <w:pPr>
+        <w:bidi w:val="0"/>
+        <w:ind w:firstLine="850" w:firstLineChars="0"/>
+      </w:pPr>
+      <w:r>
+        <w:rPr>
+          <w:i/>
+          <w:iCs/>
+        </w:rPr>
+        <w:t>RustMetadataSource</w:t>
+      </w:r>
+      <w:r>
+        <w:t xml:space="preserve"> </w:t>
+      </w:r>
+      <w:r>
+        <w:rPr>
+          <w:rFonts w:hint="default"/>
+          <w:lang w:val="en-US"/>
+        </w:rPr>
+        <w:t>-</w:t>
+      </w:r>
+      <w:r>
+        <w:t xml:space="preserve"> implements </w:t>
+      </w:r>
+      <w:r>
+        <w:rPr>
+          <w:i/>
+          <w:iCs/>
+        </w:rPr>
+        <w:t>IMetadataSource</w:t>
+      </w:r>
+      <w:r>
+        <w:t>, retrieving classification labels and input size from the DLL. Since both values are static for the application lifetime, they are fetched once and cached in memory, with subsequent calls served directly from cache</w:t>
+      </w:r>
+    </w:p>
+    <w:p>
+      <w:pPr>
+        <w:bidi w:val="0"/>
+        <w:ind w:firstLine="850" w:firstLineChars="0"/>
+      </w:pPr>
+      <w:r>
+        <w:rPr>
+          <w:i/>
+          <w:iCs/>
+        </w:rPr>
+        <w:t>RustModelInitializerService</w:t>
+      </w:r>
+      <w:r>
+        <w:t xml:space="preserve"> </w:t>
+      </w:r>
+      <w:r>
+        <w:rPr>
+          <w:rFonts w:hint="default"/>
+          <w:lang w:val="en-US"/>
+        </w:rPr>
+        <w:t>-</w:t>
+      </w:r>
+      <w:r>
+        <w:t xml:space="preserve"> registered as a hosted service, this is responsible for initializing the Burn model on application startup. Since Burn performs certain optimization and compilation steps on first load, eager initialization at startup ensures that the first inference request is not penalized by this one-time overhead</w:t>
+      </w:r>
+    </w:p>
+    <w:p>
+      <w:pPr>
+        <w:bidi w:val="0"/>
+        <w:ind w:firstLine="850" w:firstLineChars="0"/>
+      </w:pPr>
+      <w:r>
+        <w:rPr>
+          <w:i/>
+          <w:iCs/>
+        </w:rPr>
+        <w:t>RustLoggerService</w:t>
+      </w:r>
+      <w:r>
+        <w:t xml:space="preserve"> </w:t>
+      </w:r>
+      <w:r>
+        <w:rPr>
+          <w:rFonts w:hint="default"/>
+          <w:lang w:val="en-US"/>
+        </w:rPr>
+        <w:t>-</w:t>
+      </w:r>
+      <w:r>
+        <w:t xml:space="preserve"> integrates the Rust DLL's internal logging pipeline into ASP.NET Core's </w:t>
+      </w:r>
+      <w:r>
+        <w:rPr>
+          <w:i/>
+          <w:iCs/>
+        </w:rPr>
+        <w:t>ILogger</w:t>
+      </w:r>
+      <w:r>
+        <w:t xml:space="preserve"> infrastructure by passing a raw function pointer to the DLL at initialization time. This allows log messages emitted by the engine to surface through the standard .NET logging pipeline alongside backend logs, providing a unified and consistent observability experience</w:t>
+      </w:r>
+    </w:p>
+    <w:p>
+      <w:pPr>
+        <w:bidi w:val="0"/>
+        <w:ind w:firstLine="850" w:firstLineChars="0"/>
+      </w:pPr>
+      <w:r>
+        <w:rPr>
+          <w:i/>
+          <w:iCs/>
+        </w:rPr>
+        <w:t>Device Configuration</w:t>
+      </w:r>
+      <w:r>
+        <w:t xml:space="preserve"> The DeviceType enum</w:t>
+      </w:r>
+      <w:r>
+        <w:rPr>
+          <w:rFonts w:hint="default"/>
+          <w:lang w:val="en-US"/>
+        </w:rPr>
+        <w:t>,</w:t>
+      </w:r>
+      <w:r>
+        <w:t xml:space="preserve"> with Cpu and Gpu variants</w:t>
+      </w:r>
+      <w:r>
+        <w:rPr>
+          <w:rFonts w:hint="default"/>
+          <w:lang w:val="en-US"/>
+        </w:rPr>
+        <w:t>,</w:t>
+      </w:r>
+      <w:bookmarkStart w:id="26" w:name="_GoBack"/>
+      <w:bookmarkEnd w:id="26"/>
+      <w:r>
+        <w:t xml:space="preserve"> is loaded from appsettings.json via ApiConfiguration, allowing the inference device to be selected at deployment time without code changes. This is registered and wired into the engine via the IoC Extensions.cs class, which registers all engine services into ASP.NET Core's dependency injection container.</w:t>
+      </w:r>
+    </w:p>
+    <w:p>
+      <w:pPr>
+        <w:bidi w:val="0"/>
+        <w:rPr>
+          <w:rFonts w:hint="default"/>
+          <w:lang w:val="en-US"/>
+        </w:rPr>
+      </w:pPr>
       <w:r>
         <w:rPr>
           <w:rFonts w:hint="default"/>
